--- a/06_Testing_Results_and_Evaluation/Test_Plan.docx
+++ b/06_Testing_Results_and_Evaluation/Test_Plan.docx
@@ -4,1383 +4,2404 @@
   <w:body>
     <w:p>
       <w:pPr>
-        <w:spacing w:after="9" w:line="259" w:lineRule="auto"/>
-        <w:ind w:left="251" w:firstLine="0"/>
-        <w:jc w:val="center"/>
+        <w:pStyle w:val="Heading1"/>
+        <w:jc w:val="left"/>
+      </w:pPr>
+      <w:r>
+        <w:t xml:space="preserve"> </w:t>
+      </w:r>
+      <w:r>
+        <w:t>SOFTWARE TEST PLAN</w:t>
+      </w:r>
+    </w:p>
+    <w:p>
+      <w:pPr>
+        <w:pStyle w:val="Heading2"/>
+      </w:pPr>
+      <w:r>
+        <w:t>1. Test Objectives</w:t>
+      </w:r>
+    </w:p>
+    <w:p>
+      <w:pPr>
+        <w:keepNext/>
+        <w:keepLines/>
+      </w:pPr>
+      <w:r>
+        <w:t>The purpose of testing is to show that TrackWIL works correctly, meets the requirements in the Software Requirements Specification (SRS) and is ready for the live demonstration. Testing must demonstrate that:</w:t>
+      </w:r>
+    </w:p>
+    <w:p>
+      <w:pPr>
+        <w:pStyle w:val="ListParagraph"/>
+        <w:keepLines/>
+        <w:numPr>
+          <w:ilvl w:val="0"/>
+          <w:numId w:val="8"/>
+        </w:numPr>
+        <w:ind w:left="1070"/>
+      </w:pPr>
+      <w:r>
+        <w:t>students, coordinators and lecturers can sign in and are sent to the correct dashboard, and invalid sign-ins are refused (FR-01 to FR-03);</w:t>
+      </w:r>
+    </w:p>
+    <w:p>
+      <w:pPr>
+        <w:pStyle w:val="ListParagraph"/>
+        <w:keepLines/>
+        <w:numPr>
+          <w:ilvl w:val="0"/>
+          <w:numId w:val="8"/>
+        </w:numPr>
+        <w:ind w:left="1070"/>
+      </w:pPr>
+      <w:r>
+        <w:t>students can create entries, attach evidence and submit them for verification (FR-04 to FR-06);</w:t>
+      </w:r>
+    </w:p>
+    <w:p>
+      <w:pPr>
+        <w:pStyle w:val="ListParagraph"/>
+        <w:keepLines/>
+        <w:numPr>
+          <w:ilvl w:val="0"/>
+          <w:numId w:val="8"/>
+        </w:numPr>
+        <w:ind w:left="1070"/>
+      </w:pPr>
+      <w:r>
+        <w:t>workplace mentors can approve or reject an entry through a one-time link without an account, and used, expired or unknown links are refused (FR-07, FR-08);</w:t>
+      </w:r>
+    </w:p>
+    <w:p>
+      <w:pPr>
+        <w:pStyle w:val="ListParagraph"/>
+        <w:keepLines/>
+        <w:numPr>
+          <w:ilvl w:val="0"/>
+          <w:numId w:val="8"/>
+        </w:numPr>
+        <w:ind w:left="1070"/>
+      </w:pPr>
+      <w:r>
+        <w:t>statuses, verified hours and the monitoring dashboard are correct (FR-09 to FR-11);</w:t>
+      </w:r>
+    </w:p>
+    <w:p>
+      <w:pPr>
+        <w:pStyle w:val="ListParagraph"/>
+        <w:keepLines/>
+        <w:numPr>
+          <w:ilvl w:val="0"/>
+          <w:numId w:val="8"/>
+        </w:numPr>
+        <w:ind w:left="1070"/>
+      </w:pPr>
+      <w:r>
+        <w:t>timestamps, evidence protection and sign-out work (FR-12 to FR-14);</w:t>
+      </w:r>
+    </w:p>
+    <w:p>
+      <w:pPr>
+        <w:pStyle w:val="ListParagraph"/>
+        <w:keepLines/>
+        <w:numPr>
+          <w:ilvl w:val="0"/>
+          <w:numId w:val="8"/>
+        </w:numPr>
+        <w:ind w:left="1070"/>
+      </w:pPr>
+      <w:r>
+        <w:t>the non-functional requirements for performance, security, integrity, maintainability, compatibility and privacy are met (NFR-02 to NFR-07), and usability is measured when permission allows (NFR-01);</w:t>
+      </w:r>
+    </w:p>
+    <w:p>
+      <w:pPr>
+        <w:pStyle w:val="ListParagraph"/>
+        <w:keepLines/>
+        <w:numPr>
+          <w:ilvl w:val="0"/>
+          <w:numId w:val="8"/>
+        </w:numPr>
+        <w:ind w:left="1070"/>
+      </w:pPr>
+      <w:r>
+        <w:t>defects are recorded, fixed and retested before the final submission.</w:t>
+      </w:r>
+    </w:p>
+    <w:p>
+      <w:pPr>
+        <w:pStyle w:val="Heading2"/>
+      </w:pPr>
+      <w:r>
+        <w:t>2. Scope</w:t>
+      </w:r>
+    </w:p>
+    <w:p>
+      <w:pPr>
+        <w:keepLines/>
       </w:pPr>
       <w:r>
         <w:rPr>
           <w:b/>
         </w:rPr>
-        <w:t xml:space="preserve"> </w:t>
-      </w:r>
-      <w:r>
-        <w:t xml:space="preserve"> </w:t>
+        <w:t>Included:</w:t>
+      </w:r>
+      <w:r>
+        <w:t xml:space="preserve"> every functional requirement FR-01 to FR-14 and every non-functional requirement NFR-01 to NFR-07 in the SRS, tested through the user interface, the Server Actions and the database.</w:t>
       </w:r>
     </w:p>
     <w:p>
       <w:pPr>
-        <w:spacing w:after="16" w:line="259" w:lineRule="auto"/>
-        <w:ind w:left="251" w:firstLine="0"/>
-        <w:jc w:val="center"/>
+        <w:keepLines/>
       </w:pPr>
       <w:r>
         <w:rPr>
           <w:b/>
         </w:rPr>
-        <w:t xml:space="preserve"> </w:t>
-      </w:r>
-      <w:r>
-        <w:t xml:space="preserve"> </w:t>
+        <w:t>Excluded:</w:t>
+      </w:r>
+      <w:r>
+        <w:t xml:space="preserve"> load testing with many simultaneous users; formal penetration testing by an external party; browsers other than current Chrome and Edge; features deferred to future versions (mentor accounts, written feedback, notifications, reports); testing with real personal data.</w:t>
       </w:r>
     </w:p>
     <w:p>
       <w:pPr>
-        <w:spacing w:after="342" w:line="259" w:lineRule="auto"/>
-        <w:ind w:left="56" w:firstLine="0"/>
-        <w:jc w:val="center"/>
+        <w:pStyle w:val="Heading2"/>
+      </w:pPr>
+      <w:r>
+        <w:t>3. Test Environment</w:t>
+      </w:r>
+    </w:p>
+    <w:p>
+      <w:pPr>
+        <w:pStyle w:val="Caption"/>
+        <w:keepNext/>
+        <w:keepLines/>
+      </w:pPr>
+      <w:r>
+        <w:t xml:space="preserve">Table </w:t>
+      </w:r>
+      <w:fldSimple w:instr=" SEQ Table \* ARABIC ">
+        <w:r>
+          <w:rPr>
+            <w:noProof/>
+          </w:rPr>
+          <w:t>1</w:t>
+        </w:r>
+      </w:fldSimple>
+      <w:r>
+        <w:t>: Test environment</w:t>
+      </w:r>
+    </w:p>
+    <w:tbl>
+      <w:tblPr>
+        <w:tblStyle w:val="TableGrid0"/>
+        <w:tblW w:w="9940" w:type="dxa"/>
+        <w:tblLayout w:type="fixed"/>
+        <w:tblLook w:val="04A0" w:firstRow="1" w:lastRow="0" w:firstColumn="1" w:lastColumn="0" w:noHBand="0" w:noVBand="1"/>
+      </w:tblPr>
+      <w:tblGrid>
+        <w:gridCol w:w="2681"/>
+        <w:gridCol w:w="7259"/>
+      </w:tblGrid>
+      <w:tr>
+        <w:trPr>
+          <w:cantSplit/>
+          <w:tblHeader/>
+        </w:trPr>
+        <w:tc>
+          <w:tcPr>
+            <w:tcW w:w="2681" w:type="dxa"/>
+            <w:shd w:val="clear" w:color="auto" w:fill="E6E6E6"/>
+          </w:tcPr>
+          <w:p>
+            <w:pPr>
+              <w:spacing w:before="40" w:after="40"/>
+              <w:rPr>
+                <w:b/>
+                <w:sz w:val="20"/>
+              </w:rPr>
+            </w:pPr>
+            <w:r>
+              <w:rPr>
+                <w:b/>
+                <w:sz w:val="20"/>
+              </w:rPr>
+              <w:t>Item</w:t>
+            </w:r>
+          </w:p>
+        </w:tc>
+        <w:tc>
+          <w:tcPr>
+            <w:tcW w:w="7259" w:type="dxa"/>
+            <w:shd w:val="clear" w:color="auto" w:fill="E6E6E6"/>
+          </w:tcPr>
+          <w:p>
+            <w:pPr>
+              <w:spacing w:before="40" w:after="40"/>
+              <w:rPr>
+                <w:b/>
+                <w:sz w:val="20"/>
+              </w:rPr>
+            </w:pPr>
+            <w:r>
+              <w:rPr>
+                <w:b/>
+                <w:sz w:val="20"/>
+              </w:rPr>
+              <w:t>Details</w:t>
+            </w:r>
+          </w:p>
+        </w:tc>
+      </w:tr>
+      <w:tr>
+        <w:trPr>
+          <w:cantSplit/>
+        </w:trPr>
+        <w:tc>
+          <w:tcPr>
+            <w:tcW w:w="2681" w:type="dxa"/>
+          </w:tcPr>
+          <w:p>
+            <w:pPr>
+              <w:spacing w:before="40" w:after="40"/>
+              <w:rPr>
+                <w:sz w:val="20"/>
+              </w:rPr>
+            </w:pPr>
+            <w:r>
+              <w:rPr>
+                <w:sz w:val="20"/>
+              </w:rPr>
+              <w:t>Hardware</w:t>
+            </w:r>
+          </w:p>
+        </w:tc>
+        <w:tc>
+          <w:tcPr>
+            <w:tcW w:w="7259" w:type="dxa"/>
+          </w:tcPr>
+          <w:p>
+            <w:pPr>
+              <w:spacing w:before="40" w:after="40"/>
+              <w:rPr>
+                <w:sz w:val="20"/>
+              </w:rPr>
+            </w:pPr>
+            <w:r>
+              <w:rPr>
+                <w:sz w:val="20"/>
+              </w:rPr>
+              <w:t>Windows laptop used for development</w:t>
+            </w:r>
+          </w:p>
+        </w:tc>
+      </w:tr>
+      <w:tr>
+        <w:trPr>
+          <w:cantSplit/>
+        </w:trPr>
+        <w:tc>
+          <w:tcPr>
+            <w:tcW w:w="2681" w:type="dxa"/>
+          </w:tcPr>
+          <w:p>
+            <w:pPr>
+              <w:spacing w:before="40" w:after="40"/>
+              <w:rPr>
+                <w:sz w:val="20"/>
+              </w:rPr>
+            </w:pPr>
+            <w:r>
+              <w:rPr>
+                <w:sz w:val="20"/>
+              </w:rPr>
+              <w:t>Operating system</w:t>
+            </w:r>
+          </w:p>
+        </w:tc>
+        <w:tc>
+          <w:tcPr>
+            <w:tcW w:w="7259" w:type="dxa"/>
+          </w:tcPr>
+          <w:p>
+            <w:pPr>
+              <w:spacing w:before="40" w:after="40"/>
+              <w:rPr>
+                <w:sz w:val="20"/>
+              </w:rPr>
+            </w:pPr>
+            <w:r>
+              <w:rPr>
+                <w:sz w:val="20"/>
+              </w:rPr>
+              <w:t>Microsoft Windows 11 Pro</w:t>
+            </w:r>
+          </w:p>
+        </w:tc>
+      </w:tr>
+      <w:tr>
+        <w:trPr>
+          <w:cantSplit/>
+        </w:trPr>
+        <w:tc>
+          <w:tcPr>
+            <w:tcW w:w="2681" w:type="dxa"/>
+          </w:tcPr>
+          <w:p>
+            <w:pPr>
+              <w:spacing w:before="40" w:after="40"/>
+              <w:rPr>
+                <w:sz w:val="20"/>
+              </w:rPr>
+            </w:pPr>
+            <w:r>
+              <w:rPr>
+                <w:sz w:val="20"/>
+              </w:rPr>
+              <w:t>Runtime</w:t>
+            </w:r>
+          </w:p>
+        </w:tc>
+        <w:tc>
+          <w:tcPr>
+            <w:tcW w:w="7259" w:type="dxa"/>
+          </w:tcPr>
+          <w:p>
+            <w:pPr>
+              <w:spacing w:before="40" w:after="40"/>
+              <w:rPr>
+                <w:sz w:val="20"/>
+              </w:rPr>
+            </w:pPr>
+            <w:r>
+              <w:rPr>
+                <w:sz w:val="20"/>
+              </w:rPr>
+              <w:t>Node.js 24.21</w:t>
+            </w:r>
+          </w:p>
+        </w:tc>
+      </w:tr>
+      <w:tr>
+        <w:trPr>
+          <w:cantSplit/>
+        </w:trPr>
+        <w:tc>
+          <w:tcPr>
+            <w:tcW w:w="2681" w:type="dxa"/>
+          </w:tcPr>
+          <w:p>
+            <w:pPr>
+              <w:spacing w:before="40" w:after="40"/>
+              <w:rPr>
+                <w:sz w:val="20"/>
+              </w:rPr>
+            </w:pPr>
+            <w:r>
+              <w:rPr>
+                <w:sz w:val="20"/>
+              </w:rPr>
+              <w:t>Application</w:t>
+            </w:r>
+          </w:p>
+        </w:tc>
+        <w:tc>
+          <w:tcPr>
+            <w:tcW w:w="7259" w:type="dxa"/>
+          </w:tcPr>
+          <w:p>
+            <w:pPr>
+              <w:spacing w:before="40" w:after="40"/>
+              <w:rPr>
+                <w:sz w:val="20"/>
+              </w:rPr>
+            </w:pPr>
+            <w:r>
+              <w:rPr>
+                <w:sz w:val="20"/>
+              </w:rPr>
+              <w:t>TrackWIL production build (npm run build, then npm start)</w:t>
+            </w:r>
+          </w:p>
+        </w:tc>
+      </w:tr>
+      <w:tr>
+        <w:trPr>
+          <w:cantSplit/>
+        </w:trPr>
+        <w:tc>
+          <w:tcPr>
+            <w:tcW w:w="2681" w:type="dxa"/>
+          </w:tcPr>
+          <w:p>
+            <w:pPr>
+              <w:spacing w:before="40" w:after="40"/>
+              <w:rPr>
+                <w:sz w:val="20"/>
+              </w:rPr>
+            </w:pPr>
+            <w:r>
+              <w:rPr>
+                <w:sz w:val="20"/>
+              </w:rPr>
+              <w:t>Database</w:t>
+            </w:r>
+          </w:p>
+        </w:tc>
+        <w:tc>
+          <w:tcPr>
+            <w:tcW w:w="7259" w:type="dxa"/>
+          </w:tcPr>
+          <w:p>
+            <w:pPr>
+              <w:spacing w:before="40" w:after="40"/>
+              <w:rPr>
+                <w:sz w:val="20"/>
+              </w:rPr>
+            </w:pPr>
+            <w:r>
+              <w:rPr>
+                <w:sz w:val="20"/>
+              </w:rPr>
+              <w:t>SQLite (data/trackwil.db), reset to the synthetic seed data with npm run db:reset before each run</w:t>
+            </w:r>
+          </w:p>
+        </w:tc>
+      </w:tr>
+      <w:tr>
+        <w:trPr>
+          <w:cantSplit/>
+        </w:trPr>
+        <w:tc>
+          <w:tcPr>
+            <w:tcW w:w="2681" w:type="dxa"/>
+          </w:tcPr>
+          <w:p>
+            <w:pPr>
+              <w:spacing w:before="40" w:after="40"/>
+              <w:rPr>
+                <w:sz w:val="20"/>
+              </w:rPr>
+            </w:pPr>
+            <w:r>
+              <w:rPr>
+                <w:sz w:val="20"/>
+              </w:rPr>
+              <w:t>Browsers</w:t>
+            </w:r>
+          </w:p>
+        </w:tc>
+        <w:tc>
+          <w:tcPr>
+            <w:tcW w:w="7259" w:type="dxa"/>
+          </w:tcPr>
+          <w:p>
+            <w:pPr>
+              <w:spacing w:before="40" w:after="40"/>
+              <w:rPr>
+                <w:sz w:val="20"/>
+              </w:rPr>
+            </w:pPr>
+            <w:r>
+              <w:rPr>
+                <w:sz w:val="20"/>
+              </w:rPr>
+              <w:t>Google Chrome 155.0 and Microsoft Edge 155.0, at 1280 px and 375 px wide</w:t>
+            </w:r>
+          </w:p>
+        </w:tc>
+      </w:tr>
+      <w:tr>
+        <w:trPr>
+          <w:cantSplit/>
+        </w:trPr>
+        <w:tc>
+          <w:tcPr>
+            <w:tcW w:w="2681" w:type="dxa"/>
+          </w:tcPr>
+          <w:p>
+            <w:pPr>
+              <w:spacing w:before="40" w:after="40"/>
+              <w:rPr>
+                <w:sz w:val="20"/>
+              </w:rPr>
+            </w:pPr>
+            <w:r>
+              <w:rPr>
+                <w:sz w:val="20"/>
+              </w:rPr>
+              <w:t>Test tools</w:t>
+            </w:r>
+          </w:p>
+        </w:tc>
+        <w:tc>
+          <w:tcPr>
+            <w:tcW w:w="7259" w:type="dxa"/>
+          </w:tcPr>
+          <w:p>
+            <w:pPr>
+              <w:spacing w:before="40" w:after="40"/>
+              <w:rPr>
+                <w:sz w:val="20"/>
+              </w:rPr>
+            </w:pPr>
+            <w:r>
+              <w:rPr>
+                <w:sz w:val="20"/>
+              </w:rPr>
+              <w:t>Manual testing in the browser; automated system tests (tests/system-tests.mjs, npm run test:system); browser DevTools device mode</w:t>
+            </w:r>
+          </w:p>
+        </w:tc>
+      </w:tr>
+      <w:tr>
+        <w:trPr>
+          <w:cantSplit/>
+        </w:trPr>
+        <w:tc>
+          <w:tcPr>
+            <w:tcW w:w="2681" w:type="dxa"/>
+          </w:tcPr>
+          <w:p>
+            <w:pPr>
+              <w:spacing w:before="40" w:after="40"/>
+              <w:rPr>
+                <w:sz w:val="20"/>
+              </w:rPr>
+            </w:pPr>
+            <w:r>
+              <w:rPr>
+                <w:sz w:val="20"/>
+              </w:rPr>
+              <w:lastRenderedPageBreak/>
+              <w:t>Test data</w:t>
+            </w:r>
+          </w:p>
+        </w:tc>
+        <w:tc>
+          <w:tcPr>
+            <w:tcW w:w="7259" w:type="dxa"/>
+          </w:tcPr>
+          <w:p>
+            <w:pPr>
+              <w:spacing w:before="40" w:after="40"/>
+              <w:rPr>
+                <w:sz w:val="20"/>
+              </w:rPr>
+            </w:pPr>
+            <w:r>
+              <w:rPr>
+                <w:sz w:val="20"/>
+              </w:rPr>
+              <w:t>Synthetic accounts: student1 and student2@ctucareer.co.za (student123), coordinator@ctucareer.co.za (coord123), lecturer@ctucareer.co.za (lecturer123); seeded entries in every status and one expired link</w:t>
+            </w:r>
+          </w:p>
+        </w:tc>
+      </w:tr>
+    </w:tbl>
+    <w:p/>
+    <w:p>
+      <w:pPr>
+        <w:pStyle w:val="Heading2"/>
+      </w:pPr>
+      <w:r>
+        <w:t>4. Test Types</w:t>
+      </w:r>
+    </w:p>
+    <w:p>
+      <w:pPr>
+        <w:pStyle w:val="Caption"/>
+        <w:keepNext/>
+        <w:keepLines/>
+      </w:pPr>
+      <w:r>
+        <w:t xml:space="preserve">Table </w:t>
+      </w:r>
+      <w:fldSimple w:instr=" SEQ Table \* ARABIC ">
+        <w:r>
+          <w:rPr>
+            <w:noProof/>
+          </w:rPr>
+          <w:t>2</w:t>
+        </w:r>
+      </w:fldSimple>
+      <w:r>
+        <w:t>: Test types used</w:t>
+      </w:r>
+    </w:p>
+    <w:tbl>
+      <w:tblPr>
+        <w:tblStyle w:val="TableGrid0"/>
+        <w:tblW w:w="9939" w:type="dxa"/>
+        <w:tblLayout w:type="fixed"/>
+        <w:tblLook w:val="04A0" w:firstRow="1" w:lastRow="0" w:firstColumn="1" w:lastColumn="0" w:noHBand="0" w:noVBand="1"/>
+      </w:tblPr>
+      <w:tblGrid>
+        <w:gridCol w:w="3044"/>
+        <w:gridCol w:w="4010"/>
+        <w:gridCol w:w="2885"/>
+      </w:tblGrid>
+      <w:tr>
+        <w:trPr>
+          <w:cantSplit/>
+          <w:tblHeader/>
+        </w:trPr>
+        <w:tc>
+          <w:tcPr>
+            <w:tcW w:w="3044" w:type="dxa"/>
+            <w:shd w:val="clear" w:color="auto" w:fill="E6E6E6"/>
+          </w:tcPr>
+          <w:p>
+            <w:pPr>
+              <w:spacing w:before="40" w:after="40"/>
+              <w:rPr>
+                <w:b/>
+                <w:sz w:val="20"/>
+              </w:rPr>
+            </w:pPr>
+            <w:r>
+              <w:rPr>
+                <w:b/>
+                <w:sz w:val="20"/>
+              </w:rPr>
+              <w:t>Type</w:t>
+            </w:r>
+          </w:p>
+        </w:tc>
+        <w:tc>
+          <w:tcPr>
+            <w:tcW w:w="4010" w:type="dxa"/>
+            <w:shd w:val="clear" w:color="auto" w:fill="E6E6E6"/>
+          </w:tcPr>
+          <w:p>
+            <w:pPr>
+              <w:spacing w:before="40" w:after="40"/>
+              <w:rPr>
+                <w:b/>
+                <w:sz w:val="20"/>
+              </w:rPr>
+            </w:pPr>
+            <w:r>
+              <w:rPr>
+                <w:b/>
+                <w:sz w:val="20"/>
+              </w:rPr>
+              <w:t>Purpose</w:t>
+            </w:r>
+          </w:p>
+        </w:tc>
+        <w:tc>
+          <w:tcPr>
+            <w:tcW w:w="2885" w:type="dxa"/>
+            <w:shd w:val="clear" w:color="auto" w:fill="E6E6E6"/>
+          </w:tcPr>
+          <w:p>
+            <w:pPr>
+              <w:spacing w:before="40" w:after="40"/>
+              <w:rPr>
+                <w:b/>
+                <w:sz w:val="20"/>
+              </w:rPr>
+            </w:pPr>
+            <w:r>
+              <w:rPr>
+                <w:b/>
+                <w:sz w:val="20"/>
+              </w:rPr>
+              <w:t>Test cases</w:t>
+            </w:r>
+          </w:p>
+        </w:tc>
+      </w:tr>
+      <w:tr>
+        <w:trPr>
+          <w:cantSplit/>
+        </w:trPr>
+        <w:tc>
+          <w:tcPr>
+            <w:tcW w:w="3044" w:type="dxa"/>
+          </w:tcPr>
+          <w:p>
+            <w:pPr>
+              <w:spacing w:before="40" w:after="40"/>
+              <w:rPr>
+                <w:sz w:val="20"/>
+              </w:rPr>
+            </w:pPr>
+            <w:r>
+              <w:rPr>
+                <w:sz w:val="20"/>
+              </w:rPr>
+              <w:t>Functional (manual)</w:t>
+            </w:r>
+          </w:p>
+        </w:tc>
+        <w:tc>
+          <w:tcPr>
+            <w:tcW w:w="4010" w:type="dxa"/>
+          </w:tcPr>
+          <w:p>
+            <w:pPr>
+              <w:spacing w:before="40" w:after="40"/>
+              <w:rPr>
+                <w:sz w:val="20"/>
+              </w:rPr>
+            </w:pPr>
+            <w:r>
+              <w:rPr>
+                <w:sz w:val="20"/>
+              </w:rPr>
+              <w:t>Check the main user journeys through the interface</w:t>
+            </w:r>
+          </w:p>
+        </w:tc>
+        <w:tc>
+          <w:tcPr>
+            <w:tcW w:w="2885" w:type="dxa"/>
+          </w:tcPr>
+          <w:p>
+            <w:pPr>
+              <w:spacing w:before="40" w:after="40"/>
+              <w:rPr>
+                <w:sz w:val="20"/>
+              </w:rPr>
+            </w:pPr>
+            <w:r>
+              <w:rPr>
+                <w:sz w:val="20"/>
+              </w:rPr>
+              <w:t>TC-001 to TC-014</w:t>
+            </w:r>
+          </w:p>
+        </w:tc>
+      </w:tr>
+      <w:tr>
+        <w:trPr>
+          <w:cantSplit/>
+        </w:trPr>
+        <w:tc>
+          <w:tcPr>
+            <w:tcW w:w="3044" w:type="dxa"/>
+          </w:tcPr>
+          <w:p>
+            <w:pPr>
+              <w:spacing w:before="40" w:after="40"/>
+              <w:rPr>
+                <w:sz w:val="20"/>
+              </w:rPr>
+            </w:pPr>
+            <w:r>
+              <w:rPr>
+                <w:sz w:val="20"/>
+              </w:rPr>
+              <w:t>System (automated)</w:t>
+            </w:r>
+          </w:p>
+        </w:tc>
+        <w:tc>
+          <w:tcPr>
+            <w:tcW w:w="4010" w:type="dxa"/>
+          </w:tcPr>
+          <w:p>
+            <w:pPr>
+              <w:spacing w:before="40" w:after="40"/>
+              <w:rPr>
+                <w:sz w:val="20"/>
+              </w:rPr>
+            </w:pPr>
+            <w:r>
+              <w:rPr>
+                <w:sz w:val="20"/>
+              </w:rPr>
+              <w:t>Check every functional requirement end to end, including the database</w:t>
+            </w:r>
+          </w:p>
+        </w:tc>
+        <w:tc>
+          <w:tcPr>
+            <w:tcW w:w="2885" w:type="dxa"/>
+          </w:tcPr>
+          <w:p>
+            <w:pPr>
+              <w:spacing w:before="40" w:after="40"/>
+              <w:rPr>
+                <w:sz w:val="20"/>
+              </w:rPr>
+            </w:pPr>
+            <w:r>
+              <w:rPr>
+                <w:sz w:val="20"/>
+              </w:rPr>
+              <w:t>TC-110 to TC-141</w:t>
+            </w:r>
+          </w:p>
+        </w:tc>
+      </w:tr>
+      <w:tr>
+        <w:trPr>
+          <w:cantSplit/>
+        </w:trPr>
+        <w:tc>
+          <w:tcPr>
+            <w:tcW w:w="3044" w:type="dxa"/>
+          </w:tcPr>
+          <w:p>
+            <w:pPr>
+              <w:spacing w:before="40" w:after="40"/>
+              <w:rPr>
+                <w:sz w:val="20"/>
+              </w:rPr>
+            </w:pPr>
+            <w:r>
+              <w:rPr>
+                <w:sz w:val="20"/>
+              </w:rPr>
+              <w:t>Security</w:t>
+            </w:r>
+          </w:p>
+        </w:tc>
+        <w:tc>
+          <w:tcPr>
+            <w:tcW w:w="4010" w:type="dxa"/>
+          </w:tcPr>
+          <w:p>
+            <w:pPr>
+              <w:spacing w:before="40" w:after="40"/>
+              <w:rPr>
+                <w:sz w:val="20"/>
+              </w:rPr>
+            </w:pPr>
+            <w:r>
+              <w:rPr>
+                <w:sz w:val="20"/>
+              </w:rPr>
+              <w:t>Access control, forged cookies, evidence protection, password storage, link misuse</w:t>
+            </w:r>
+          </w:p>
+        </w:tc>
+        <w:tc>
+          <w:tcPr>
+            <w:tcW w:w="2885" w:type="dxa"/>
+          </w:tcPr>
+          <w:p>
+            <w:pPr>
+              <w:spacing w:before="40" w:after="40"/>
+              <w:rPr>
+                <w:sz w:val="20"/>
+              </w:rPr>
+            </w:pPr>
+            <w:r>
+              <w:rPr>
+                <w:sz w:val="20"/>
+              </w:rPr>
+              <w:t>TC-117 to TC-121, TC-126, TC-133 to TC-136, TC-142</w:t>
+            </w:r>
+          </w:p>
+        </w:tc>
+      </w:tr>
+      <w:tr>
+        <w:trPr>
+          <w:cantSplit/>
+        </w:trPr>
+        <w:tc>
+          <w:tcPr>
+            <w:tcW w:w="3044" w:type="dxa"/>
+          </w:tcPr>
+          <w:p>
+            <w:pPr>
+              <w:spacing w:before="40" w:after="40"/>
+              <w:rPr>
+                <w:sz w:val="20"/>
+              </w:rPr>
+            </w:pPr>
+            <w:r>
+              <w:rPr>
+                <w:sz w:val="20"/>
+              </w:rPr>
+              <w:t>Validation</w:t>
+            </w:r>
+          </w:p>
+        </w:tc>
+        <w:tc>
+          <w:tcPr>
+            <w:tcW w:w="4010" w:type="dxa"/>
+          </w:tcPr>
+          <w:p>
+            <w:pPr>
+              <w:spacing w:before="40" w:after="40"/>
+              <w:rPr>
+                <w:sz w:val="20"/>
+              </w:rPr>
+            </w:pPr>
+            <w:r>
+              <w:rPr>
+                <w:sz w:val="20"/>
+              </w:rPr>
+              <w:t>Required fields, hour limits, file types, password and email rules</w:t>
+            </w:r>
+          </w:p>
+        </w:tc>
+        <w:tc>
+          <w:tcPr>
+            <w:tcW w:w="2885" w:type="dxa"/>
+          </w:tcPr>
+          <w:p>
+            <w:pPr>
+              <w:spacing w:before="40" w:after="40"/>
+              <w:rPr>
+                <w:sz w:val="20"/>
+              </w:rPr>
+            </w:pPr>
+            <w:r>
+              <w:rPr>
+                <w:sz w:val="20"/>
+              </w:rPr>
+              <w:t>TC-012, TC-114 to TC-116, TC-123, TC-125, TC-128</w:t>
+            </w:r>
+          </w:p>
+        </w:tc>
+      </w:tr>
+      <w:tr>
+        <w:trPr>
+          <w:cantSplit/>
+        </w:trPr>
+        <w:tc>
+          <w:tcPr>
+            <w:tcW w:w="3044" w:type="dxa"/>
+          </w:tcPr>
+          <w:p>
+            <w:pPr>
+              <w:spacing w:before="40" w:after="40"/>
+              <w:rPr>
+                <w:sz w:val="20"/>
+              </w:rPr>
+            </w:pPr>
+            <w:r>
+              <w:rPr>
+                <w:sz w:val="20"/>
+              </w:rPr>
+              <w:t>Integrity</w:t>
+            </w:r>
+          </w:p>
+        </w:tc>
+        <w:tc>
+          <w:tcPr>
+            <w:tcW w:w="4010" w:type="dxa"/>
+          </w:tcPr>
+          <w:p>
+            <w:pPr>
+              <w:spacing w:before="40" w:after="40"/>
+              <w:rPr>
+                <w:sz w:val="20"/>
+              </w:rPr>
+            </w:pPr>
+            <w:r>
+              <w:rPr>
+                <w:sz w:val="20"/>
+              </w:rPr>
+              <w:t>Database constraints and transactions</w:t>
+            </w:r>
+          </w:p>
+        </w:tc>
+        <w:tc>
+          <w:tcPr>
+            <w:tcW w:w="2885" w:type="dxa"/>
+          </w:tcPr>
+          <w:p>
+            <w:pPr>
+              <w:spacing w:before="40" w:after="40"/>
+              <w:rPr>
+                <w:sz w:val="20"/>
+              </w:rPr>
+            </w:pPr>
+            <w:r>
+              <w:rPr>
+                <w:sz w:val="20"/>
+              </w:rPr>
+              <w:t>TC-136, TC-143</w:t>
+            </w:r>
+          </w:p>
+        </w:tc>
+      </w:tr>
+      <w:tr>
+        <w:trPr>
+          <w:cantSplit/>
+        </w:trPr>
+        <w:tc>
+          <w:tcPr>
+            <w:tcW w:w="3044" w:type="dxa"/>
+          </w:tcPr>
+          <w:p>
+            <w:pPr>
+              <w:spacing w:before="40" w:after="40"/>
+              <w:rPr>
+                <w:sz w:val="20"/>
+              </w:rPr>
+            </w:pPr>
+            <w:r>
+              <w:rPr>
+                <w:sz w:val="20"/>
+              </w:rPr>
+              <w:t>Performance</w:t>
+            </w:r>
+          </w:p>
+        </w:tc>
+        <w:tc>
+          <w:tcPr>
+            <w:tcW w:w="4010" w:type="dxa"/>
+          </w:tcPr>
+          <w:p>
+            <w:pPr>
+              <w:spacing w:before="40" w:after="40"/>
+              <w:rPr>
+                <w:sz w:val="20"/>
+              </w:rPr>
+            </w:pPr>
+            <w:r>
+              <w:rPr>
+                <w:sz w:val="20"/>
+              </w:rPr>
+              <w:t>Response times against the 2-second target</w:t>
+            </w:r>
+          </w:p>
+        </w:tc>
+        <w:tc>
+          <w:tcPr>
+            <w:tcW w:w="2885" w:type="dxa"/>
+          </w:tcPr>
+          <w:p>
+            <w:pPr>
+              <w:spacing w:before="40" w:after="40"/>
+              <w:rPr>
+                <w:sz w:val="20"/>
+              </w:rPr>
+            </w:pPr>
+            <w:r>
+              <w:rPr>
+                <w:sz w:val="20"/>
+              </w:rPr>
+              <w:t>TC-144</w:t>
+            </w:r>
+          </w:p>
+        </w:tc>
+      </w:tr>
+      <w:tr>
+        <w:trPr>
+          <w:cantSplit/>
+        </w:trPr>
+        <w:tc>
+          <w:tcPr>
+            <w:tcW w:w="3044" w:type="dxa"/>
+          </w:tcPr>
+          <w:p>
+            <w:pPr>
+              <w:spacing w:before="40" w:after="40"/>
+              <w:rPr>
+                <w:sz w:val="20"/>
+              </w:rPr>
+            </w:pPr>
+            <w:r>
+              <w:rPr>
+                <w:sz w:val="20"/>
+              </w:rPr>
+              <w:t>Compatibility</w:t>
+            </w:r>
+          </w:p>
+        </w:tc>
+        <w:tc>
+          <w:tcPr>
+            <w:tcW w:w="4010" w:type="dxa"/>
+          </w:tcPr>
+          <w:p>
+            <w:pPr>
+              <w:spacing w:before="40" w:after="40"/>
+              <w:rPr>
+                <w:sz w:val="20"/>
+              </w:rPr>
+            </w:pPr>
+            <w:r>
+              <w:rPr>
+                <w:sz w:val="20"/>
+              </w:rPr>
+              <w:t>Chrome and Edge, phone and desktop widths</w:t>
+            </w:r>
+          </w:p>
+        </w:tc>
+        <w:tc>
+          <w:tcPr>
+            <w:tcW w:w="2885" w:type="dxa"/>
+          </w:tcPr>
+          <w:p>
+            <w:pPr>
+              <w:spacing w:before="40" w:after="40"/>
+              <w:rPr>
+                <w:sz w:val="20"/>
+              </w:rPr>
+            </w:pPr>
+            <w:r>
+              <w:rPr>
+                <w:sz w:val="20"/>
+              </w:rPr>
+              <w:t>TC-145, TC-146</w:t>
+            </w:r>
+          </w:p>
+        </w:tc>
+      </w:tr>
+      <w:tr>
+        <w:trPr>
+          <w:cantSplit/>
+        </w:trPr>
+        <w:tc>
+          <w:tcPr>
+            <w:tcW w:w="3044" w:type="dxa"/>
+          </w:tcPr>
+          <w:p>
+            <w:pPr>
+              <w:spacing w:before="40" w:after="40"/>
+              <w:rPr>
+                <w:sz w:val="20"/>
+              </w:rPr>
+            </w:pPr>
+            <w:r>
+              <w:rPr>
+                <w:sz w:val="20"/>
+              </w:rPr>
+              <w:t>Maintainability and privacy</w:t>
+            </w:r>
+          </w:p>
+        </w:tc>
+        <w:tc>
+          <w:tcPr>
+            <w:tcW w:w="4010" w:type="dxa"/>
+          </w:tcPr>
+          <w:p>
+            <w:pPr>
+              <w:spacing w:before="40" w:after="40"/>
+              <w:rPr>
+                <w:sz w:val="20"/>
+              </w:rPr>
+            </w:pPr>
+            <w:r>
+              <w:rPr>
+                <w:sz w:val="20"/>
+              </w:rPr>
+              <w:t>Type checking, linting, README, stored data</w:t>
+            </w:r>
+          </w:p>
+        </w:tc>
+        <w:tc>
+          <w:tcPr>
+            <w:tcW w:w="2885" w:type="dxa"/>
+          </w:tcPr>
+          <w:p>
+            <w:pPr>
+              <w:spacing w:before="40" w:after="40"/>
+              <w:rPr>
+                <w:sz w:val="20"/>
+              </w:rPr>
+            </w:pPr>
+            <w:r>
+              <w:rPr>
+                <w:sz w:val="20"/>
+              </w:rPr>
+              <w:t>TC-147, TC-148</w:t>
+            </w:r>
+          </w:p>
+        </w:tc>
+      </w:tr>
+      <w:tr>
+        <w:trPr>
+          <w:cantSplit/>
+        </w:trPr>
+        <w:tc>
+          <w:tcPr>
+            <w:tcW w:w="3044" w:type="dxa"/>
+          </w:tcPr>
+          <w:p>
+            <w:pPr>
+              <w:spacing w:before="40" w:after="40"/>
+              <w:rPr>
+                <w:sz w:val="20"/>
+              </w:rPr>
+            </w:pPr>
+            <w:r>
+              <w:rPr>
+                <w:sz w:val="20"/>
+              </w:rPr>
+              <w:t>Usability</w:t>
+            </w:r>
+          </w:p>
+        </w:tc>
+        <w:tc>
+          <w:tcPr>
+            <w:tcW w:w="4010" w:type="dxa"/>
+          </w:tcPr>
+          <w:p>
+            <w:pPr>
+              <w:spacing w:before="40" w:after="40"/>
+              <w:rPr>
+                <w:sz w:val="20"/>
+              </w:rPr>
+            </w:pPr>
+            <w:r>
+              <w:rPr>
+                <w:sz w:val="20"/>
+              </w:rPr>
+              <w:t>Timed task with first-time students (with consent)</w:t>
+            </w:r>
+          </w:p>
+        </w:tc>
+        <w:tc>
+          <w:tcPr>
+            <w:tcW w:w="2885" w:type="dxa"/>
+          </w:tcPr>
+          <w:p>
+            <w:pPr>
+              <w:spacing w:before="40" w:after="40"/>
+              <w:rPr>
+                <w:sz w:val="20"/>
+              </w:rPr>
+            </w:pPr>
+            <w:r>
+              <w:rPr>
+                <w:sz w:val="20"/>
+              </w:rPr>
+              <w:t>TC-149</w:t>
+            </w:r>
+          </w:p>
+        </w:tc>
+      </w:tr>
+      <w:tr>
+        <w:trPr>
+          <w:cantSplit/>
+        </w:trPr>
+        <w:tc>
+          <w:tcPr>
+            <w:tcW w:w="3044" w:type="dxa"/>
+          </w:tcPr>
+          <w:p>
+            <w:pPr>
+              <w:spacing w:before="40" w:after="40"/>
+              <w:rPr>
+                <w:sz w:val="20"/>
+              </w:rPr>
+            </w:pPr>
+            <w:r>
+              <w:rPr>
+                <w:sz w:val="20"/>
+              </w:rPr>
+              <w:t>Regression</w:t>
+            </w:r>
+          </w:p>
+        </w:tc>
+        <w:tc>
+          <w:tcPr>
+            <w:tcW w:w="4010" w:type="dxa"/>
+          </w:tcPr>
+          <w:p>
+            <w:pPr>
+              <w:spacing w:before="40" w:after="40"/>
+              <w:rPr>
+                <w:sz w:val="20"/>
+              </w:rPr>
+            </w:pPr>
+            <w:r>
+              <w:rPr>
+                <w:sz w:val="20"/>
+              </w:rPr>
+              <w:t>Rerun the full automated suite after every fix</w:t>
+            </w:r>
+          </w:p>
+        </w:tc>
+        <w:tc>
+          <w:tcPr>
+            <w:tcW w:w="2885" w:type="dxa"/>
+          </w:tcPr>
+          <w:p>
+            <w:pPr>
+              <w:spacing w:before="40" w:after="40"/>
+              <w:rPr>
+                <w:sz w:val="20"/>
+              </w:rPr>
+            </w:pPr>
+            <w:r>
+              <w:rPr>
+                <w:sz w:val="20"/>
+              </w:rPr>
+              <w:t>All automated tests</w:t>
+            </w:r>
+          </w:p>
+        </w:tc>
+      </w:tr>
+    </w:tbl>
+    <w:p/>
+    <w:p>
+      <w:pPr>
+        <w:pStyle w:val="Heading2"/>
+      </w:pPr>
+      <w:r>
+        <w:t>5. Entry and Exit Criteria</w:t>
+      </w:r>
+    </w:p>
+    <w:p>
+      <w:pPr>
+        <w:keepNext/>
+        <w:keepLines/>
       </w:pPr>
       <w:r>
         <w:rPr>
           <w:b/>
         </w:rPr>
-        <w:t xml:space="preserve">CAPSTONE PROJECT </w:t>
-      </w:r>
-      <w:r>
-        <w:t xml:space="preserve"> </w:t>
+        <w:t>Testing can begin when:</w:t>
       </w:r>
     </w:p>
     <w:p>
       <w:pPr>
-        <w:pStyle w:val="Heading1"/>
-      </w:pPr>
-      <w:r>
-        <w:t>SOFTWARE TEST PLAN</w:t>
-      </w:r>
-      <w:r>
-        <w:rPr>
-          <w:b w:val="0"/>
-          <w:sz w:val="23"/>
-        </w:rPr>
-        <w:t xml:space="preserve"> </w:t>
-      </w:r>
-      <w:r>
-        <w:t xml:space="preserve"> </w:t>
+        <w:pStyle w:val="ListParagraph"/>
+        <w:keepLines/>
+        <w:numPr>
+          <w:ilvl w:val="0"/>
+          <w:numId w:val="9"/>
+        </w:numPr>
+        <w:ind w:left="1070"/>
+      </w:pPr>
+      <w:r>
+        <w:t>the features to be tested are merged into a branch and the production build succeeds;</w:t>
       </w:r>
     </w:p>
     <w:p>
       <w:pPr>
-        <w:spacing w:after="19" w:line="259" w:lineRule="auto"/>
-        <w:ind w:left="251" w:firstLine="0"/>
-        <w:jc w:val="center"/>
-      </w:pPr>
-      <w:r>
-        <w:t xml:space="preserve">  </w:t>
+        <w:pStyle w:val="ListParagraph"/>
+        <w:keepLines/>
+        <w:numPr>
+          <w:ilvl w:val="0"/>
+          <w:numId w:val="9"/>
+        </w:numPr>
+        <w:ind w:left="1070"/>
+      </w:pPr>
+      <w:r>
+        <w:t>the database has been reset to the seed data;</w:t>
       </w:r>
     </w:p>
     <w:p>
       <w:pPr>
-        <w:spacing w:after="7" w:line="259" w:lineRule="auto"/>
-        <w:jc w:val="center"/>
-      </w:pPr>
-      <w:r>
-        <w:t xml:space="preserve">Student / Group Template  </w:t>
+        <w:pStyle w:val="ListParagraph"/>
+        <w:keepLines/>
+        <w:numPr>
+          <w:ilvl w:val="0"/>
+          <w:numId w:val="9"/>
+        </w:numPr>
+        <w:ind w:left="1070"/>
+      </w:pPr>
+      <w:r>
+        <w:t>test accounts and test data are available;</w:t>
       </w:r>
     </w:p>
     <w:p>
       <w:pPr>
-        <w:spacing w:after="21" w:line="259" w:lineRule="auto"/>
-        <w:ind w:left="251" w:firstLine="0"/>
-        <w:jc w:val="center"/>
-      </w:pPr>
-      <w:r>
-        <w:t xml:space="preserve">  </w:t>
+        <w:pStyle w:val="ListParagraph"/>
+        <w:keepLines/>
+        <w:numPr>
+          <w:ilvl w:val="0"/>
+          <w:numId w:val="9"/>
+        </w:numPr>
+        <w:ind w:left="1070"/>
+      </w:pPr>
+      <w:r>
+        <w:t>the test cases, with their expected results, are written in the Test Cases and Results workbook.</w:t>
       </w:r>
     </w:p>
     <w:p>
       <w:pPr>
-        <w:spacing w:after="199" w:line="259" w:lineRule="auto"/>
-        <w:ind w:left="251" w:firstLine="0"/>
-        <w:jc w:val="center"/>
-      </w:pPr>
-      <w:r>
-        <w:t xml:space="preserve">  </w:t>
+        <w:keepNext/>
+        <w:keepLines/>
+      </w:pPr>
+      <w:r>
+        <w:rPr>
+          <w:b/>
+        </w:rPr>
+        <w:t>Testing is complete when:</w:t>
+      </w:r>
+    </w:p>
+    <w:p>
+      <w:pPr>
+        <w:pStyle w:val="ListParagraph"/>
+        <w:keepLines/>
+        <w:numPr>
+          <w:ilvl w:val="0"/>
+          <w:numId w:val="10"/>
+        </w:numPr>
+        <w:ind w:left="1070"/>
+      </w:pPr>
+      <w:r>
+        <w:t>every planned test case has been run, or its Blocked status is explained;</w:t>
+      </w:r>
+    </w:p>
+    <w:p>
+      <w:pPr>
+        <w:pStyle w:val="ListParagraph"/>
+        <w:keepLines/>
+        <w:numPr>
+          <w:ilvl w:val="0"/>
+          <w:numId w:val="10"/>
+        </w:numPr>
+        <w:ind w:left="1070"/>
+      </w:pPr>
+      <w:r>
+        <w:lastRenderedPageBreak/>
+        <w:t>actual results and Pass, Fail or Blocked statuses are recorded with the tester, date and evidence;</w:t>
+      </w:r>
+    </w:p>
+    <w:p>
+      <w:pPr>
+        <w:pStyle w:val="ListParagraph"/>
+        <w:keepLines/>
+        <w:numPr>
+          <w:ilvl w:val="0"/>
+          <w:numId w:val="10"/>
+        </w:numPr>
+        <w:ind w:left="1070"/>
+      </w:pPr>
+      <w:r>
+        <w:t>every defect is in the Defect Log; all Critical and High defects that affect users are fixed and retested;</w:t>
+      </w:r>
+    </w:p>
+    <w:p>
+      <w:pPr>
+        <w:pStyle w:val="ListParagraph"/>
+        <w:keepLines/>
+        <w:numPr>
+          <w:ilvl w:val="0"/>
+          <w:numId w:val="10"/>
+        </w:numPr>
+        <w:ind w:left="1070"/>
+      </w:pPr>
+      <w:r>
+        <w:t>the full automated suite passes on the final build;</w:t>
+      </w:r>
+    </w:p>
+    <w:p>
+      <w:pPr>
+        <w:pStyle w:val="ListParagraph"/>
+        <w:keepLines/>
+        <w:numPr>
+          <w:ilvl w:val="0"/>
+          <w:numId w:val="10"/>
+        </w:numPr>
+        <w:ind w:left="1070"/>
+      </w:pPr>
+      <w:r>
+        <w:t>the Requirements Traceability Matrix links every requirement to its test cases and result;</w:t>
+      </w:r>
+    </w:p>
+    <w:p>
+      <w:pPr>
+        <w:pStyle w:val="ListParagraph"/>
+        <w:keepLines/>
+        <w:numPr>
+          <w:ilvl w:val="0"/>
+          <w:numId w:val="10"/>
+        </w:numPr>
+        <w:ind w:left="1070"/>
+      </w:pPr>
+      <w:r>
+        <w:t>the results are summarised in Chapter 5.</w:t>
+      </w:r>
+    </w:p>
+    <w:p>
+      <w:pPr>
+        <w:pStyle w:val="Heading2"/>
+      </w:pPr>
+      <w:r>
+        <w:t>6. Roles and Responsibilities</w:t>
+      </w:r>
+    </w:p>
+    <w:p>
+      <w:pPr>
+        <w:pStyle w:val="Caption"/>
+        <w:keepNext/>
+        <w:keepLines/>
+      </w:pPr>
+      <w:r>
+        <w:t xml:space="preserve">Table </w:t>
+      </w:r>
+      <w:fldSimple w:instr=" SEQ Table \* ARABIC ">
+        <w:r>
+          <w:rPr>
+            <w:noProof/>
+          </w:rPr>
+          <w:t>3</w:t>
+        </w:r>
+      </w:fldSimple>
+      <w:r>
+        <w:t>: Testing roles</w:t>
       </w:r>
     </w:p>
     <w:tbl>
       <w:tblPr>
-        <w:tblStyle w:val="TableGrid"/>
-        <w:tblpPr w:vertAnchor="text" w:tblpX="14" w:tblpY="-79"/>
-        <w:tblOverlap w:val="never"/>
-        <w:tblW w:w="4986" w:type="dxa"/>
-        <w:tblInd w:w="0" w:type="dxa"/>
-        <w:tblCellMar>
-          <w:top w:w="79" w:type="dxa"/>
-          <w:left w:w="106" w:type="dxa"/>
-          <w:bottom w:w="0" w:type="dxa"/>
-          <w:right w:w="115" w:type="dxa"/>
-        </w:tblCellMar>
+        <w:tblStyle w:val="TableGrid0"/>
+        <w:tblW w:w="9940" w:type="dxa"/>
+        <w:tblLayout w:type="fixed"/>
         <w:tblLook w:val="04A0" w:firstRow="1" w:lastRow="0" w:firstColumn="1" w:lastColumn="0" w:noHBand="0" w:noVBand="1"/>
       </w:tblPr>
       <w:tblGrid>
-        <w:gridCol w:w="4986"/>
+        <w:gridCol w:w="2526"/>
+        <w:gridCol w:w="2107"/>
+        <w:gridCol w:w="5307"/>
       </w:tblGrid>
       <w:tr>
         <w:trPr>
-          <w:trHeight w:val="3273"/>
+          <w:cantSplit/>
+          <w:tblHeader/>
         </w:trPr>
         <w:tc>
           <w:tcPr>
-            <w:tcW w:w="4986" w:type="dxa"/>
-            <w:tcBorders>
-              <w:top w:val="single" w:sz="19" w:space="0" w:color="D9EAF0"/>
-              <w:left w:val="nil"/>
-              <w:bottom w:val="nil"/>
-              <w:right w:val="nil"/>
-            </w:tcBorders>
-            <w:shd w:val="clear" w:color="auto" w:fill="D9EAF0"/>
-          </w:tcPr>
-          <w:p>
-            <w:pPr>
-              <w:spacing w:after="218" w:line="259" w:lineRule="auto"/>
-              <w:ind w:left="0" w:firstLine="0"/>
-            </w:pPr>
-            <w:r>
-              <w:t xml:space="preserve">Project Title  </w:t>
-            </w:r>
-          </w:p>
-          <w:p>
-            <w:pPr>
-              <w:spacing w:after="496" w:line="259" w:lineRule="auto"/>
-              <w:ind w:left="0" w:firstLine="0"/>
-            </w:pPr>
-            <w:r>
-              <w:t xml:space="preserve">Group Members  </w:t>
-            </w:r>
-          </w:p>
-          <w:p>
-            <w:pPr>
-              <w:spacing w:after="215" w:line="259" w:lineRule="auto"/>
-              <w:ind w:left="0" w:firstLine="0"/>
-            </w:pPr>
-            <w:r>
-              <w:t xml:space="preserve">Module  </w:t>
-            </w:r>
-          </w:p>
-          <w:p>
-            <w:pPr>
-              <w:spacing w:after="218" w:line="259" w:lineRule="auto"/>
-              <w:ind w:left="0" w:firstLine="0"/>
-            </w:pPr>
-            <w:r>
-              <w:t xml:space="preserve">Lecturer / Supervisor  </w:t>
-            </w:r>
-          </w:p>
-          <w:p>
-            <w:pPr>
-              <w:spacing w:after="199" w:line="259" w:lineRule="auto"/>
-              <w:ind w:left="0" w:firstLine="0"/>
-            </w:pPr>
-            <w:r>
-              <w:t xml:space="preserve">Week / Stage  </w:t>
-            </w:r>
-          </w:p>
-          <w:p>
-            <w:pPr>
-              <w:spacing w:after="0" w:line="259" w:lineRule="auto"/>
-              <w:ind w:left="0" w:firstLine="0"/>
-            </w:pPr>
-            <w:r>
-              <w:t xml:space="preserve">Submission Date  </w:t>
+            <w:tcW w:w="2526" w:type="dxa"/>
+            <w:shd w:val="clear" w:color="auto" w:fill="E6E6E6"/>
+          </w:tcPr>
+          <w:p>
+            <w:pPr>
+              <w:keepNext/>
+              <w:spacing w:before="40" w:after="40"/>
+              <w:rPr>
+                <w:b/>
+                <w:sz w:val="20"/>
+              </w:rPr>
+            </w:pPr>
+            <w:r>
+              <w:rPr>
+                <w:b/>
+                <w:sz w:val="20"/>
+              </w:rPr>
+              <w:t>Role</w:t>
+            </w:r>
+          </w:p>
+        </w:tc>
+        <w:tc>
+          <w:tcPr>
+            <w:tcW w:w="2107" w:type="dxa"/>
+            <w:shd w:val="clear" w:color="auto" w:fill="E6E6E6"/>
+          </w:tcPr>
+          <w:p>
+            <w:pPr>
+              <w:keepNext/>
+              <w:spacing w:before="40" w:after="40"/>
+              <w:rPr>
+                <w:b/>
+                <w:sz w:val="20"/>
+              </w:rPr>
+            </w:pPr>
+            <w:r>
+              <w:rPr>
+                <w:b/>
+                <w:sz w:val="20"/>
+              </w:rPr>
+              <w:t>Member</w:t>
+            </w:r>
+          </w:p>
+        </w:tc>
+        <w:tc>
+          <w:tcPr>
+            <w:tcW w:w="5307" w:type="dxa"/>
+            <w:shd w:val="clear" w:color="auto" w:fill="E6E6E6"/>
+          </w:tcPr>
+          <w:p>
+            <w:pPr>
+              <w:keepNext/>
+              <w:spacing w:before="40" w:after="40"/>
+              <w:rPr>
+                <w:b/>
+                <w:sz w:val="20"/>
+              </w:rPr>
+            </w:pPr>
+            <w:r>
+              <w:rPr>
+                <w:b/>
+                <w:sz w:val="20"/>
+              </w:rPr>
+              <w:t>Responsibilities</w:t>
+            </w:r>
+          </w:p>
+        </w:tc>
+      </w:tr>
+      <w:tr>
+        <w:trPr>
+          <w:cantSplit/>
+        </w:trPr>
+        <w:tc>
+          <w:tcPr>
+            <w:tcW w:w="2526" w:type="dxa"/>
+          </w:tcPr>
+          <w:p>
+            <w:pPr>
+              <w:keepNext/>
+              <w:spacing w:before="40" w:after="40"/>
+              <w:rPr>
+                <w:sz w:val="20"/>
+              </w:rPr>
+            </w:pPr>
+            <w:r>
+              <w:rPr>
+                <w:sz w:val="20"/>
+              </w:rPr>
+              <w:t>Test lead and QA</w:t>
+            </w:r>
+          </w:p>
+        </w:tc>
+        <w:tc>
+          <w:tcPr>
+            <w:tcW w:w="2107" w:type="dxa"/>
+          </w:tcPr>
+          <w:p>
+            <w:pPr>
+              <w:keepNext/>
+              <w:spacing w:before="40" w:after="40"/>
+              <w:rPr>
+                <w:sz w:val="20"/>
+              </w:rPr>
+            </w:pPr>
+            <w:r>
+              <w:rPr>
+                <w:sz w:val="20"/>
+              </w:rPr>
+              <w:t>Dylan Shepard</w:t>
+            </w:r>
+          </w:p>
+        </w:tc>
+        <w:tc>
+          <w:tcPr>
+            <w:tcW w:w="5307" w:type="dxa"/>
+          </w:tcPr>
+          <w:p>
+            <w:pPr>
+              <w:keepNext/>
+              <w:spacing w:before="40" w:after="40"/>
+              <w:rPr>
+                <w:sz w:val="20"/>
+              </w:rPr>
+            </w:pPr>
+            <w:r>
+              <w:rPr>
+                <w:sz w:val="20"/>
+              </w:rPr>
+              <w:t>Reviews test cases and results; checks that requirements are covered; confirms the exit criteria</w:t>
+            </w:r>
+          </w:p>
+        </w:tc>
+      </w:tr>
+      <w:tr>
+        <w:trPr>
+          <w:cantSplit/>
+        </w:trPr>
+        <w:tc>
+          <w:tcPr>
+            <w:tcW w:w="2526" w:type="dxa"/>
+          </w:tcPr>
+          <w:p>
+            <w:pPr>
+              <w:keepNext/>
+              <w:spacing w:before="40" w:after="40"/>
+              <w:rPr>
+                <w:sz w:val="20"/>
+              </w:rPr>
+            </w:pPr>
+            <w:r>
+              <w:rPr>
+                <w:sz w:val="20"/>
+              </w:rPr>
+              <w:t>Manual tester</w:t>
+            </w:r>
+          </w:p>
+        </w:tc>
+        <w:tc>
+          <w:tcPr>
+            <w:tcW w:w="2107" w:type="dxa"/>
+          </w:tcPr>
+          <w:p>
+            <w:pPr>
+              <w:keepNext/>
+              <w:spacing w:before="40" w:after="40"/>
+              <w:rPr>
+                <w:sz w:val="20"/>
+              </w:rPr>
+            </w:pPr>
+            <w:r>
+              <w:rPr>
+                <w:sz w:val="20"/>
+              </w:rPr>
+              <w:t>Sihle Kayise</w:t>
+            </w:r>
+          </w:p>
+        </w:tc>
+        <w:tc>
+          <w:tcPr>
+            <w:tcW w:w="5307" w:type="dxa"/>
+          </w:tcPr>
+          <w:p>
+            <w:pPr>
+              <w:keepNext/>
+              <w:spacing w:before="40" w:after="40"/>
+              <w:rPr>
+                <w:sz w:val="20"/>
+              </w:rPr>
+            </w:pPr>
+            <w:r>
+              <w:rPr>
+                <w:sz w:val="20"/>
+              </w:rPr>
+              <w:t>Runs and records the manual test cases (TC-001 to TC-014); captures screenshots</w:t>
+            </w:r>
+          </w:p>
+        </w:tc>
+      </w:tr>
+      <w:tr>
+        <w:trPr>
+          <w:cantSplit/>
+        </w:trPr>
+        <w:tc>
+          <w:tcPr>
+            <w:tcW w:w="2526" w:type="dxa"/>
+          </w:tcPr>
+          <w:p>
+            <w:pPr>
+              <w:keepNext/>
+              <w:spacing w:before="40" w:after="40"/>
+              <w:rPr>
+                <w:sz w:val="20"/>
+              </w:rPr>
+            </w:pPr>
+            <w:r>
+              <w:rPr>
+                <w:sz w:val="20"/>
+              </w:rPr>
+              <w:t>Automated testing and fixes</w:t>
+            </w:r>
+          </w:p>
+        </w:tc>
+        <w:tc>
+          <w:tcPr>
+            <w:tcW w:w="2107" w:type="dxa"/>
+          </w:tcPr>
+          <w:p>
+            <w:pPr>
+              <w:keepNext/>
+              <w:spacing w:before="40" w:after="40"/>
+              <w:rPr>
+                <w:sz w:val="20"/>
+              </w:rPr>
+            </w:pPr>
+            <w:r>
+              <w:rPr>
+                <w:sz w:val="20"/>
+              </w:rPr>
+              <w:t>Gedion Basson</w:t>
+            </w:r>
+          </w:p>
+        </w:tc>
+        <w:tc>
+          <w:tcPr>
+            <w:tcW w:w="5307" w:type="dxa"/>
+          </w:tcPr>
+          <w:p>
+            <w:pPr>
+              <w:keepNext/>
+              <w:spacing w:before="40" w:after="40"/>
+              <w:rPr>
+                <w:sz w:val="20"/>
+              </w:rPr>
+            </w:pPr>
+            <w:r>
+              <w:rPr>
+                <w:sz w:val="20"/>
+              </w:rPr>
+              <w:t>Writes and runs the automated system tests; fixes and retests defects; keeps the workbooks up to date</w:t>
+            </w:r>
+          </w:p>
+        </w:tc>
+      </w:tr>
+      <w:tr>
+        <w:trPr>
+          <w:cantSplit/>
+        </w:trPr>
+        <w:tc>
+          <w:tcPr>
+            <w:tcW w:w="2526" w:type="dxa"/>
+          </w:tcPr>
+          <w:p>
+            <w:pPr>
+              <w:keepNext/>
+              <w:spacing w:before="40" w:after="40"/>
+              <w:rPr>
+                <w:sz w:val="20"/>
+              </w:rPr>
+            </w:pPr>
+            <w:r>
+              <w:rPr>
+                <w:sz w:val="20"/>
+              </w:rPr>
+              <w:t>Developer</w:t>
+            </w:r>
+          </w:p>
+        </w:tc>
+        <w:tc>
+          <w:tcPr>
+            <w:tcW w:w="2107" w:type="dxa"/>
+          </w:tcPr>
+          <w:p>
+            <w:pPr>
+              <w:keepNext/>
+              <w:spacing w:before="40" w:after="40"/>
+              <w:rPr>
+                <w:sz w:val="20"/>
+              </w:rPr>
+            </w:pPr>
+            <w:r>
+              <w:rPr>
+                <w:sz w:val="20"/>
+              </w:rPr>
+              <w:t>Moegammad Green</w:t>
+            </w:r>
+          </w:p>
+        </w:tc>
+        <w:tc>
+          <w:tcPr>
+            <w:tcW w:w="5307" w:type="dxa"/>
+          </w:tcPr>
+          <w:p>
+            <w:pPr>
+              <w:keepNext/>
+              <w:spacing w:before="40" w:after="40"/>
+              <w:rPr>
+                <w:sz w:val="20"/>
+              </w:rPr>
+            </w:pPr>
+            <w:r>
+              <w:rPr>
+                <w:sz w:val="20"/>
+              </w:rPr>
+              <w:t>Investigates and fixes assigned defects; supports retesting</w:t>
+            </w:r>
+          </w:p>
+        </w:tc>
+      </w:tr>
+      <w:tr>
+        <w:trPr>
+          <w:cantSplit/>
+        </w:trPr>
+        <w:tc>
+          <w:tcPr>
+            <w:tcW w:w="2526" w:type="dxa"/>
+          </w:tcPr>
+          <w:p>
+            <w:pPr>
+              <w:spacing w:before="40" w:after="40"/>
+              <w:rPr>
+                <w:sz w:val="20"/>
+              </w:rPr>
+            </w:pPr>
+            <w:r>
+              <w:rPr>
+                <w:sz w:val="20"/>
+              </w:rPr>
+              <w:t>Whole team</w:t>
+            </w:r>
+          </w:p>
+        </w:tc>
+        <w:tc>
+          <w:tcPr>
+            <w:tcW w:w="2107" w:type="dxa"/>
+          </w:tcPr>
+          <w:p>
+            <w:pPr>
+              <w:spacing w:before="40" w:after="40"/>
+              <w:rPr>
+                <w:sz w:val="20"/>
+              </w:rPr>
+            </w:pPr>
+            <w:r>
+              <w:rPr>
+                <w:sz w:val="20"/>
+              </w:rPr>
+              <w:t>All members</w:t>
+            </w:r>
+          </w:p>
+        </w:tc>
+        <w:tc>
+          <w:tcPr>
+            <w:tcW w:w="5307" w:type="dxa"/>
+          </w:tcPr>
+          <w:p>
+            <w:pPr>
+              <w:spacing w:before="40" w:after="40"/>
+              <w:rPr>
+                <w:sz w:val="20"/>
+              </w:rPr>
+            </w:pPr>
+            <w:r>
+              <w:rPr>
+                <w:sz w:val="20"/>
+              </w:rPr>
+              <w:t>Reviews the results and agrees whether the system is ready for the demonstration</w:t>
             </w:r>
           </w:p>
         </w:tc>
       </w:tr>
     </w:tbl>
+    <w:p/>
     <w:p>
       <w:pPr>
-        <w:spacing w:after="206"/>
-        <w:ind w:left="355" w:right="1"/>
-      </w:pPr>
-      <w:proofErr w:type="spellStart"/>
-      <w:r>
-        <w:t>TrackWIL</w:t>
-      </w:r>
-      <w:proofErr w:type="spellEnd"/>
-      <w:r>
-        <w:t xml:space="preserve">  </w:t>
+        <w:pStyle w:val="Heading2"/>
+      </w:pPr>
+      <w:r>
+        <w:t>7. Defect Management</w:t>
       </w:r>
     </w:p>
     <w:p>
       <w:pPr>
-        <w:ind w:left="355" w:right="1"/>
-      </w:pPr>
-      <w:r>
-        <w:t xml:space="preserve">Willem Basson, Dylan Shepard, Moegammad </w:t>
-      </w:r>
-    </w:p>
-    <w:p>
-      <w:pPr>
-        <w:spacing w:after="215" w:line="259" w:lineRule="auto"/>
-        <w:ind w:right="63"/>
-        <w:jc w:val="center"/>
-      </w:pPr>
-      <w:r>
-        <w:t xml:space="preserve">Green, Sihle Kayise  </w:t>
-      </w:r>
-    </w:p>
-    <w:p>
-      <w:pPr>
-        <w:spacing w:after="206"/>
-        <w:ind w:left="355" w:right="1"/>
-      </w:pPr>
-      <w:r>
-        <w:t xml:space="preserve">SPM622  </w:t>
-      </w:r>
-    </w:p>
-    <w:p>
-      <w:pPr>
-        <w:spacing w:after="206"/>
-        <w:ind w:left="355" w:right="1"/>
-      </w:pPr>
-      <w:r>
-        <w:t xml:space="preserve">Amanda Raganya  </w:t>
-      </w:r>
-    </w:p>
-    <w:p>
-      <w:pPr>
-        <w:spacing w:after="206"/>
-        <w:ind w:left="355" w:right="1"/>
-      </w:pPr>
-      <w:r>
-        <w:t xml:space="preserve">Week 4  </w:t>
-      </w:r>
-    </w:p>
-    <w:p>
-      <w:pPr>
-        <w:spacing w:after="206"/>
-        <w:ind w:left="355" w:right="1"/>
-      </w:pPr>
-      <w:r>
-        <w:t xml:space="preserve">29 October 2026  </w:t>
-      </w:r>
-    </w:p>
-    <w:p>
-      <w:pPr>
-        <w:spacing w:after="69" w:line="259" w:lineRule="auto"/>
-        <w:ind w:left="14" w:firstLine="0"/>
-      </w:pPr>
-      <w:r>
-        <w:t xml:space="preserve">  </w:t>
-      </w:r>
-    </w:p>
-    <w:p>
-      <w:pPr>
-        <w:pStyle w:val="Heading2"/>
-        <w:ind w:left="-5"/>
-      </w:pPr>
-      <w:r>
-        <w:t xml:space="preserve">1. Test Objectives  </w:t>
-      </w:r>
-    </w:p>
-    <w:p>
-      <w:pPr>
-        <w:spacing w:after="209"/>
-        <w:ind w:left="24" w:right="1"/>
-      </w:pPr>
-      <w:r>
-        <w:t xml:space="preserve">Define what testing must demonstrate.  </w:t>
-      </w:r>
-    </w:p>
-    <w:p>
-      <w:pPr>
-        <w:spacing w:after="219"/>
-        <w:ind w:left="24" w:right="1"/>
-      </w:pPr>
-      <w:r>
-        <w:t xml:space="preserve">The purpose of testing is to check whether the </w:t>
-      </w:r>
-      <w:proofErr w:type="spellStart"/>
-      <w:r>
-        <w:t>TrackWIL</w:t>
-      </w:r>
-      <w:proofErr w:type="spellEnd"/>
-      <w:r>
-        <w:t xml:space="preserve"> application works correctly and meets its main requirements.  </w:t>
-      </w:r>
-    </w:p>
-    <w:p>
-      <w:pPr>
-        <w:numPr>
-          <w:ilvl w:val="0"/>
-          <w:numId w:val="1"/>
-        </w:numPr>
-        <w:ind w:right="1" w:hanging="360"/>
-      </w:pPr>
-      <w:r>
-        <w:t xml:space="preserve">To verify that students and coordinators can log in using their registered accounts.  </w:t>
-      </w:r>
-    </w:p>
-    <w:p>
-      <w:pPr>
-        <w:numPr>
-          <w:ilvl w:val="0"/>
-          <w:numId w:val="1"/>
-        </w:numPr>
-        <w:ind w:right="1" w:hanging="360"/>
-      </w:pPr>
-      <w:r>
-        <w:t xml:space="preserve">To confirm that the correct dashboard appears for each user role.  </w:t>
-      </w:r>
-    </w:p>
-    <w:p>
-      <w:pPr>
-        <w:numPr>
-          <w:ilvl w:val="0"/>
-          <w:numId w:val="1"/>
-        </w:numPr>
-        <w:ind w:right="1" w:hanging="360"/>
-      </w:pPr>
-      <w:r>
-        <w:t xml:space="preserve">To test whether students can view existing logbook entries, create new entries and save them successfully.  </w:t>
-      </w:r>
-    </w:p>
-    <w:p>
-      <w:pPr>
-        <w:numPr>
-          <w:ilvl w:val="0"/>
-          <w:numId w:val="1"/>
-        </w:numPr>
-        <w:ind w:right="1" w:hanging="360"/>
-      </w:pPr>
-      <w:r>
-        <w:t xml:space="preserve">To verify that saved logbook entries appear on the logbook dashboard.  </w:t>
-      </w:r>
-    </w:p>
-    <w:p>
-      <w:pPr>
-        <w:numPr>
-          <w:ilvl w:val="0"/>
-          <w:numId w:val="1"/>
-        </w:numPr>
-        <w:ind w:right="1" w:hanging="360"/>
-      </w:pPr>
-      <w:r>
-        <w:t xml:space="preserve">To confirm that users can sign out and return to the login page.  </w:t>
-      </w:r>
-    </w:p>
-    <w:p>
-      <w:pPr>
-        <w:numPr>
-          <w:ilvl w:val="0"/>
-          <w:numId w:val="1"/>
-        </w:numPr>
-        <w:ind w:right="1" w:hanging="360"/>
-      </w:pPr>
-      <w:r>
-        <w:t xml:space="preserve">To check whether coordinators can view students who have uploaded their logbook entries.  </w:t>
-      </w:r>
-    </w:p>
-    <w:p>
-      <w:pPr>
-        <w:numPr>
-          <w:ilvl w:val="0"/>
-          <w:numId w:val="1"/>
-        </w:numPr>
-        <w:spacing w:after="235"/>
-        <w:ind w:right="1" w:hanging="360"/>
-      </w:pPr>
-      <w:r>
-        <w:t xml:space="preserve">To identify errors, record defects and ensure that the system works as expected.  </w:t>
-      </w:r>
-    </w:p>
-    <w:p>
-      <w:pPr>
-        <w:pStyle w:val="Heading2"/>
-        <w:ind w:left="-5"/>
-      </w:pPr>
-      <w:r>
-        <w:t xml:space="preserve">2. Scope  </w:t>
-      </w:r>
-    </w:p>
-    <w:p>
-      <w:pPr>
-        <w:ind w:left="24" w:right="1"/>
-      </w:pPr>
-      <w:r>
-        <w:t xml:space="preserve">State features included and excluded.  </w:t>
-      </w:r>
-    </w:p>
-    <w:p>
-      <w:pPr>
-        <w:spacing w:after="232" w:line="259" w:lineRule="auto"/>
-        <w:ind w:left="-5"/>
-      </w:pPr>
+        <w:keepLines/>
+        <w:ind w:left="420" w:hanging="420"/>
+      </w:pPr>
+      <w:r>
+        <w:t>1.</w:t>
+      </w:r>
+      <w:r>
+        <w:tab/>
+      </w:r>
       <w:r>
         <w:rPr>
           <w:b/>
         </w:rPr>
-        <w:lastRenderedPageBreak/>
-        <w:t xml:space="preserve">Features included in testing: </w:t>
-      </w:r>
-      <w:r>
-        <w:t xml:space="preserve"> </w:t>
+        <w:t>Record:</w:t>
+      </w:r>
+      <w:r>
+        <w:t xml:space="preserve"> each defect gets an ID (DEF-xx), the date, the feature, a description with steps to reproduce, the severity (Low, Medium, High or Critical) and the priority.</w:t>
       </w:r>
     </w:p>
     <w:p>
       <w:pPr>
-        <w:numPr>
-          <w:ilvl w:val="0"/>
-          <w:numId w:val="2"/>
-        </w:numPr>
-        <w:ind w:right="1" w:hanging="360"/>
-      </w:pPr>
-      <w:r>
-        <w:t xml:space="preserve">User account creation and registration.  </w:t>
-      </w:r>
-    </w:p>
-    <w:p>
-      <w:pPr>
-        <w:numPr>
-          <w:ilvl w:val="0"/>
-          <w:numId w:val="2"/>
-        </w:numPr>
-        <w:ind w:right="1" w:hanging="360"/>
-      </w:pPr>
-      <w:r>
-        <w:t xml:space="preserve">Student and coordinator login.  </w:t>
-      </w:r>
-    </w:p>
-    <w:p>
-      <w:pPr>
-        <w:numPr>
-          <w:ilvl w:val="0"/>
-          <w:numId w:val="2"/>
-        </w:numPr>
-        <w:ind w:right="1" w:hanging="360"/>
-      </w:pPr>
-      <w:r>
-        <w:t xml:space="preserve">Student and coordinator dashboards.  </w:t>
-      </w:r>
-    </w:p>
-    <w:p>
-      <w:pPr>
-        <w:numPr>
-          <w:ilvl w:val="0"/>
-          <w:numId w:val="2"/>
-        </w:numPr>
-        <w:ind w:right="1" w:hanging="360"/>
-      </w:pPr>
-      <w:r>
-        <w:t xml:space="preserve">Viewing existing logbook entries by date.  </w:t>
-      </w:r>
-    </w:p>
-    <w:p>
-      <w:pPr>
-        <w:numPr>
-          <w:ilvl w:val="0"/>
-          <w:numId w:val="2"/>
-        </w:numPr>
-        <w:ind w:right="1" w:hanging="360"/>
-      </w:pPr>
-      <w:r>
-        <w:t xml:space="preserve">Navigating back to the logbook dashboard.  </w:t>
-      </w:r>
-    </w:p>
-    <w:p>
-      <w:pPr>
-        <w:numPr>
-          <w:ilvl w:val="0"/>
-          <w:numId w:val="2"/>
-        </w:numPr>
-        <w:ind w:right="1" w:hanging="360"/>
-      </w:pPr>
-      <w:r>
-        <w:t xml:space="preserve">Creating and saving new logbook entries.  </w:t>
-      </w:r>
-    </w:p>
-    <w:p>
-      <w:pPr>
-        <w:numPr>
-          <w:ilvl w:val="0"/>
-          <w:numId w:val="2"/>
-        </w:numPr>
-        <w:ind w:right="1" w:hanging="360"/>
-      </w:pPr>
-      <w:r>
-        <w:t xml:space="preserve">Displaying saved entries on the dashboard.  </w:t>
-      </w:r>
-    </w:p>
-    <w:p>
-      <w:pPr>
-        <w:numPr>
-          <w:ilvl w:val="0"/>
-          <w:numId w:val="2"/>
-        </w:numPr>
-        <w:ind w:right="1" w:hanging="360"/>
-      </w:pPr>
-      <w:r>
-        <w:t xml:space="preserve">Signing out and returning to the login page.  </w:t>
-      </w:r>
-    </w:p>
-    <w:p>
-      <w:pPr>
-        <w:numPr>
-          <w:ilvl w:val="0"/>
-          <w:numId w:val="2"/>
-        </w:numPr>
-        <w:spacing w:after="166"/>
-        <w:ind w:right="1" w:hanging="360"/>
-      </w:pPr>
-      <w:r>
-        <w:t xml:space="preserve">Displaying student logbook submissions on the coordinator dashboard.  </w:t>
-      </w:r>
-    </w:p>
-    <w:p>
-      <w:pPr>
-        <w:spacing w:after="232" w:line="259" w:lineRule="auto"/>
-        <w:ind w:left="-5"/>
-      </w:pPr>
+        <w:keepLines/>
+        <w:ind w:left="420" w:hanging="420"/>
+      </w:pPr>
+      <w:r>
+        <w:t>2.</w:t>
+      </w:r>
+      <w:r>
+        <w:tab/>
+      </w:r>
       <w:r>
         <w:rPr>
           <w:b/>
         </w:rPr>
-        <w:t xml:space="preserve">Features excluded from this round of testing: </w:t>
-      </w:r>
-      <w:r>
-        <w:t xml:space="preserve"> </w:t>
+        <w:t>Reproduce:</w:t>
+      </w:r>
+      <w:r>
+        <w:t xml:space="preserve"> the defect is confirmed on the affected build before any fix is made.</w:t>
       </w:r>
     </w:p>
     <w:p>
       <w:pPr>
-        <w:numPr>
-          <w:ilvl w:val="0"/>
-          <w:numId w:val="2"/>
-        </w:numPr>
-        <w:ind w:right="1" w:hanging="360"/>
-      </w:pPr>
-      <w:r>
-        <w:t xml:space="preserve">Performance testing with many users accessing the system simultaneously.  </w:t>
-      </w:r>
-    </w:p>
-    <w:p>
-      <w:pPr>
-        <w:numPr>
-          <w:ilvl w:val="0"/>
-          <w:numId w:val="2"/>
-        </w:numPr>
-        <w:ind w:right="1" w:hanging="360"/>
-      </w:pPr>
-      <w:r>
-        <w:t xml:space="preserve">Full security penetration testing.  </w:t>
-      </w:r>
-    </w:p>
-    <w:p>
-      <w:pPr>
-        <w:numPr>
-          <w:ilvl w:val="0"/>
-          <w:numId w:val="2"/>
-        </w:numPr>
-        <w:ind w:right="1" w:hanging="360"/>
-      </w:pPr>
-      <w:r>
-        <w:t xml:space="preserve">Testing on every browser, device and operating system.  </w:t>
-      </w:r>
-    </w:p>
-    <w:p>
-      <w:pPr>
-        <w:numPr>
-          <w:ilvl w:val="0"/>
-          <w:numId w:val="2"/>
-        </w:numPr>
-        <w:spacing w:after="166"/>
-        <w:ind w:right="1" w:hanging="360"/>
-      </w:pPr>
-      <w:r>
-        <w:t xml:space="preserve">Testing features that have not yet been implemented.  </w:t>
-      </w:r>
-    </w:p>
-    <w:p>
-      <w:pPr>
-        <w:spacing w:after="648" w:line="259" w:lineRule="auto"/>
-        <w:ind w:left="14" w:firstLine="0"/>
-      </w:pPr>
-      <w:r>
-        <w:t xml:space="preserve">  </w:t>
-      </w:r>
-    </w:p>
-    <w:p>
-      <w:pPr>
-        <w:pStyle w:val="Heading2"/>
-        <w:ind w:left="-5"/>
-      </w:pPr>
-      <w:r>
-        <w:t xml:space="preserve">3. Test Environment  </w:t>
-      </w:r>
-    </w:p>
-    <w:p>
-      <w:pPr>
-        <w:spacing w:after="229"/>
-        <w:ind w:left="24" w:right="1"/>
-      </w:pPr>
-      <w:r>
-        <w:t xml:space="preserve">Document hardware, software, browsers/devices, database and test data.  </w:t>
-      </w:r>
-    </w:p>
-    <w:p>
-      <w:pPr>
-        <w:numPr>
-          <w:ilvl w:val="0"/>
-          <w:numId w:val="3"/>
-        </w:numPr>
-        <w:spacing w:after="39"/>
-        <w:ind w:right="1" w:hanging="360"/>
-      </w:pPr>
-      <w:r>
-        <w:t xml:space="preserve">Hardware: Desktop or laptop computer.  </w:t>
-      </w:r>
-    </w:p>
-    <w:p>
-      <w:pPr>
-        <w:numPr>
-          <w:ilvl w:val="0"/>
-          <w:numId w:val="3"/>
-        </w:numPr>
-        <w:spacing w:after="30"/>
-        <w:ind w:right="1" w:hanging="360"/>
-      </w:pPr>
-      <w:r>
-        <w:t xml:space="preserve">Operating system: Microsoft Windows.  </w:t>
-      </w:r>
-    </w:p>
-    <w:p>
-      <w:pPr>
-        <w:numPr>
-          <w:ilvl w:val="0"/>
-          <w:numId w:val="3"/>
-        </w:numPr>
-        <w:spacing w:after="63"/>
-        <w:ind w:right="1" w:hanging="360"/>
-      </w:pPr>
-      <w:r>
-        <w:t xml:space="preserve">Browser: The web browser used to access </w:t>
-      </w:r>
-      <w:proofErr w:type="spellStart"/>
-      <w:r>
-        <w:t>TrackWIL</w:t>
-      </w:r>
-      <w:proofErr w:type="spellEnd"/>
-      <w:r>
-        <w:t xml:space="preserve">, such as Microsoft Edge or Google Chrome. Record the exact browser used during testing.  </w:t>
-      </w:r>
-    </w:p>
-    <w:p>
-      <w:pPr>
-        <w:numPr>
-          <w:ilvl w:val="0"/>
-          <w:numId w:val="3"/>
-        </w:numPr>
-        <w:spacing w:after="30"/>
-        <w:ind w:right="1" w:hanging="360"/>
-      </w:pPr>
-      <w:r>
-        <w:t xml:space="preserve">Application: </w:t>
-      </w:r>
-      <w:proofErr w:type="spellStart"/>
-      <w:r>
-        <w:t>TrackWIL</w:t>
-      </w:r>
-      <w:proofErr w:type="spellEnd"/>
-      <w:r>
-        <w:t xml:space="preserve"> web application.  </w:t>
-      </w:r>
-    </w:p>
-    <w:p>
-      <w:pPr>
-        <w:numPr>
-          <w:ilvl w:val="0"/>
-          <w:numId w:val="3"/>
-        </w:numPr>
-        <w:spacing w:after="32"/>
-        <w:ind w:right="1" w:hanging="360"/>
-      </w:pPr>
-      <w:r>
-        <w:t xml:space="preserve">Database: The database connected to </w:t>
-      </w:r>
-      <w:proofErr w:type="spellStart"/>
-      <w:r>
-        <w:t>TrackWIL</w:t>
-      </w:r>
-      <w:proofErr w:type="spellEnd"/>
-      <w:r>
-        <w:t xml:space="preserve">, used to store and retrieve user accounts and logbook entries. Record the database technology used in your project.  </w:t>
-      </w:r>
-    </w:p>
-    <w:p>
-      <w:pPr>
-        <w:numPr>
-          <w:ilvl w:val="0"/>
-          <w:numId w:val="3"/>
-        </w:numPr>
-        <w:spacing w:after="47"/>
-        <w:ind w:right="1" w:hanging="360"/>
-      </w:pPr>
-      <w:r>
-        <w:t xml:space="preserve">Internet connection: A working connection is required if the application or database is hosted online.  </w:t>
-      </w:r>
-    </w:p>
-    <w:p>
-      <w:pPr>
-        <w:numPr>
-          <w:ilvl w:val="0"/>
-          <w:numId w:val="3"/>
-        </w:numPr>
-        <w:spacing w:after="66"/>
-        <w:ind w:right="1" w:hanging="360"/>
-      </w:pPr>
-      <w:r>
-        <w:t xml:space="preserve">Test data: Registered student and coordinator accounts, sample student details, existing logbook entries, and new logbook information.    </w:t>
-      </w:r>
-    </w:p>
-    <w:p>
-      <w:pPr>
-        <w:pStyle w:val="Heading2"/>
-        <w:ind w:left="-5"/>
-      </w:pPr>
-      <w:r>
-        <w:t xml:space="preserve">4. Test Types  </w:t>
-      </w:r>
-    </w:p>
-    <w:p>
-      <w:pPr>
-        <w:spacing w:after="229"/>
-        <w:ind w:left="24" w:right="1"/>
-      </w:pPr>
-      <w:r>
-        <w:t xml:space="preserve">Identify unit, integration, system, usability, security or performance tests as applicable.  </w:t>
-      </w:r>
-    </w:p>
-    <w:p>
-      <w:pPr>
-        <w:numPr>
-          <w:ilvl w:val="0"/>
-          <w:numId w:val="4"/>
-        </w:numPr>
-        <w:spacing w:after="27"/>
-        <w:ind w:right="1" w:hanging="360"/>
-      </w:pPr>
+        <w:keepLines/>
+        <w:ind w:left="420" w:hanging="420"/>
+      </w:pPr>
+      <w:r>
+        <w:t>3.</w:t>
+      </w:r>
+      <w:r>
+        <w:tab/>
+      </w:r>
       <w:r>
         <w:rPr>
           <w:b/>
         </w:rPr>
-        <w:lastRenderedPageBreak/>
-        <w:t>Functional testing</w:t>
-      </w:r>
-      <w:r>
-        <w:t xml:space="preserve">: Checks whether login, registration, dashboards, logbook entries, saving and sign-out work correctly.  </w:t>
+        <w:t>Assign:</w:t>
+      </w:r>
+      <w:r>
+        <w:t xml:space="preserve"> the defect is assigned to a member, who fixes it on a branch named name/task.</w:t>
       </w:r>
     </w:p>
     <w:p>
       <w:pPr>
-        <w:numPr>
-          <w:ilvl w:val="0"/>
-          <w:numId w:val="4"/>
-        </w:numPr>
-        <w:spacing w:after="46"/>
-        <w:ind w:right="1" w:hanging="360"/>
-      </w:pPr>
+        <w:keepLines/>
+        <w:ind w:left="420" w:hanging="420"/>
+      </w:pPr>
+      <w:r>
+        <w:t>4.</w:t>
+      </w:r>
+      <w:r>
+        <w:tab/>
+      </w:r>
       <w:r>
         <w:rPr>
           <w:b/>
         </w:rPr>
-        <w:t>Integration testing</w:t>
-      </w:r>
-      <w:r>
-        <w:t xml:space="preserve">: Checks whether the application, database and user interface work together correctly when saving and retrieving information.  </w:t>
+        <w:t>Fix:</w:t>
+      </w:r>
+      <w:r>
+        <w:t xml:space="preserve"> the fix is committed with a message that names the defect and is merged through a pull request.</w:t>
       </w:r>
     </w:p>
     <w:p>
       <w:pPr>
-        <w:numPr>
-          <w:ilvl w:val="0"/>
-          <w:numId w:val="4"/>
-        </w:numPr>
-        <w:ind w:right="1" w:hanging="360"/>
-      </w:pPr>
+        <w:keepLines/>
+        <w:ind w:left="420" w:hanging="420"/>
+      </w:pPr>
+      <w:r>
+        <w:t>5.</w:t>
+      </w:r>
+      <w:r>
+        <w:tab/>
+      </w:r>
       <w:r>
         <w:rPr>
           <w:b/>
         </w:rPr>
-        <w:t>System testing:</w:t>
-      </w:r>
-      <w:r>
-        <w:t xml:space="preserve"> Checks the complete </w:t>
-      </w:r>
-      <w:proofErr w:type="spellStart"/>
-      <w:r>
-        <w:t>TrackWIL</w:t>
-      </w:r>
-      <w:proofErr w:type="spellEnd"/>
-      <w:r>
-        <w:t xml:space="preserve"> application against its main requirements.  </w:t>
+        <w:t>Retest:</w:t>
+      </w:r>
+      <w:r>
+        <w:t xml:space="preserve"> the original test case is run again and the full automated suite is rerun (regression).</w:t>
       </w:r>
     </w:p>
     <w:p>
       <w:pPr>
-        <w:numPr>
-          <w:ilvl w:val="0"/>
-          <w:numId w:val="4"/>
-        </w:numPr>
-        <w:spacing w:after="31"/>
-        <w:ind w:right="1" w:hanging="360"/>
-      </w:pPr>
+        <w:keepLines/>
+        <w:ind w:left="420" w:hanging="420"/>
+      </w:pPr>
+      <w:r>
+        <w:t>6.</w:t>
+      </w:r>
+      <w:r>
+        <w:tab/>
+      </w:r>
       <w:r>
         <w:rPr>
           <w:b/>
         </w:rPr>
-        <w:t>Usability testing</w:t>
-      </w:r>
-      <w:r>
-        <w:t xml:space="preserve">: Checks whether users can navigate the application and complete tasks easily.  </w:t>
+        <w:t>Close or reopen:</w:t>
+      </w:r>
+      <w:r>
+        <w:t xml:space="preserve"> if the retest passes, the defect is closed with the commit and test-case reference; otherwise it is reopened.</w:t>
       </w:r>
     </w:p>
     <w:p>
       <w:pPr>
-        <w:numPr>
-          <w:ilvl w:val="0"/>
-          <w:numId w:val="4"/>
-        </w:numPr>
-        <w:spacing w:after="30"/>
-        <w:ind w:right="1" w:hanging="360"/>
-      </w:pPr>
-      <w:r>
-        <w:rPr>
-          <w:b/>
-        </w:rPr>
-        <w:t>Security testing:</w:t>
-      </w:r>
-      <w:r>
-        <w:t xml:space="preserve"> Checks access permissions, invalid login attempts, protected pages and separation of student and coordinator roles.  </w:t>
+        <w:pStyle w:val="Heading2"/>
+      </w:pPr>
+      <w:r>
+        <w:lastRenderedPageBreak/>
+        <w:t>8. Schedule</w:t>
       </w:r>
     </w:p>
     <w:p>
       <w:pPr>
-        <w:numPr>
-          <w:ilvl w:val="0"/>
-          <w:numId w:val="4"/>
-        </w:numPr>
-        <w:spacing w:after="44"/>
-        <w:ind w:right="1" w:hanging="360"/>
-      </w:pPr>
-      <w:r>
-        <w:rPr>
-          <w:b/>
-        </w:rPr>
-        <w:t>Performance testing:</w:t>
-      </w:r>
-      <w:r>
-        <w:t xml:space="preserve"> Checks how the application responds under different workloads, such as multiple users accessing it at the same time.  </w:t>
+        <w:pStyle w:val="Caption"/>
+        <w:keepNext/>
+        <w:keepLines/>
+      </w:pPr>
+      <w:r>
+        <w:t xml:space="preserve">Table </w:t>
+      </w:r>
+      <w:fldSimple w:instr=" SEQ Table \* ARABIC ">
+        <w:r>
+          <w:rPr>
+            <w:noProof/>
+          </w:rPr>
+          <w:t>4</w:t>
+        </w:r>
+      </w:fldSimple>
+      <w:r>
+        <w:t>: Test schedule</w:t>
       </w:r>
     </w:p>
-    <w:p>
-      <w:pPr>
-        <w:numPr>
-          <w:ilvl w:val="0"/>
-          <w:numId w:val="4"/>
-        </w:numPr>
-        <w:spacing w:after="206"/>
-        <w:ind w:right="1" w:hanging="360"/>
-      </w:pPr>
-      <w:r>
-        <w:rPr>
-          <w:b/>
-        </w:rPr>
-        <w:t xml:space="preserve">Validation testing: </w:t>
-      </w:r>
-      <w:r>
-        <w:t>Checks whether required fields and user inputs are accepted or rejected correctly.</w:t>
-      </w:r>
-      <w:r>
-        <w:rPr>
-          <w:b/>
-        </w:rPr>
-        <w:t xml:space="preserve"> </w:t>
-      </w:r>
-      <w:r>
-        <w:t xml:space="preserve"> </w:t>
-      </w:r>
-    </w:p>
-    <w:p>
-      <w:pPr>
-        <w:spacing w:after="645" w:line="259" w:lineRule="auto"/>
-        <w:ind w:left="14" w:firstLine="0"/>
-      </w:pPr>
-      <w:r>
-        <w:t xml:space="preserve">  </w:t>
-      </w:r>
-    </w:p>
-    <w:p>
-      <w:pPr>
-        <w:pStyle w:val="Heading2"/>
-        <w:ind w:left="-5"/>
-      </w:pPr>
-      <w:r>
-        <w:t xml:space="preserve">5. Entry and Exit Criteria  </w:t>
-      </w:r>
-    </w:p>
-    <w:p>
-      <w:pPr>
-        <w:spacing w:after="209"/>
-        <w:ind w:left="24" w:right="1"/>
-      </w:pPr>
-      <w:r>
-        <w:t xml:space="preserve">Define when testing begins and what constitutes completion.  </w:t>
-      </w:r>
-    </w:p>
-    <w:p>
-      <w:pPr>
-        <w:spacing w:after="263"/>
-        <w:ind w:left="24" w:right="1"/>
-      </w:pPr>
-      <w:r>
-        <w:t xml:space="preserve">Testing can begin when:  </w:t>
-      </w:r>
-    </w:p>
-    <w:p>
-      <w:pPr>
-        <w:numPr>
-          <w:ilvl w:val="0"/>
-          <w:numId w:val="5"/>
-        </w:numPr>
-        <w:spacing w:after="30"/>
-        <w:ind w:right="1" w:hanging="360"/>
-      </w:pPr>
-      <w:r>
-        <w:t xml:space="preserve">The </w:t>
-      </w:r>
-      <w:proofErr w:type="spellStart"/>
-      <w:r>
-        <w:t>TrackWIL</w:t>
-      </w:r>
-      <w:proofErr w:type="spellEnd"/>
-      <w:r>
-        <w:t xml:space="preserve"> application is available to access.  </w:t>
-      </w:r>
-    </w:p>
-    <w:p>
-      <w:pPr>
-        <w:numPr>
-          <w:ilvl w:val="0"/>
-          <w:numId w:val="5"/>
-        </w:numPr>
-        <w:spacing w:after="39"/>
-        <w:ind w:right="1" w:hanging="360"/>
-      </w:pPr>
-      <w:r>
-        <w:t xml:space="preserve">The main features selected for testing have been implemented.  </w:t>
-      </w:r>
-    </w:p>
-    <w:p>
-      <w:pPr>
-        <w:numPr>
-          <w:ilvl w:val="0"/>
-          <w:numId w:val="5"/>
-        </w:numPr>
-        <w:spacing w:after="30"/>
-        <w:ind w:right="1" w:hanging="360"/>
-      </w:pPr>
-      <w:r>
-        <w:t xml:space="preserve">The database is available for features that require it.  </w:t>
-      </w:r>
-    </w:p>
-    <w:p>
-      <w:pPr>
-        <w:numPr>
-          <w:ilvl w:val="0"/>
-          <w:numId w:val="5"/>
-        </w:numPr>
-        <w:spacing w:after="30"/>
-        <w:ind w:right="1" w:hanging="360"/>
-      </w:pPr>
-      <w:r>
-        <w:t xml:space="preserve">Test accounts and sample data are available.  </w:t>
-      </w:r>
-    </w:p>
-    <w:p>
-      <w:pPr>
-        <w:numPr>
-          <w:ilvl w:val="0"/>
-          <w:numId w:val="5"/>
-        </w:numPr>
-        <w:spacing w:after="177"/>
-        <w:ind w:right="1" w:hanging="360"/>
-      </w:pPr>
-      <w:r>
-        <w:t xml:space="preserve">The tester has prepared the test cases and expected results.  </w:t>
-      </w:r>
-    </w:p>
-    <w:p>
-      <w:pPr>
-        <w:spacing w:after="266"/>
-        <w:ind w:left="24" w:right="1"/>
-      </w:pPr>
-      <w:r>
-        <w:t xml:space="preserve">Testing can be considered complete when:  </w:t>
-      </w:r>
-    </w:p>
-    <w:p>
-      <w:pPr>
-        <w:numPr>
-          <w:ilvl w:val="0"/>
-          <w:numId w:val="5"/>
-        </w:numPr>
-        <w:ind w:right="1" w:hanging="360"/>
-      </w:pPr>
-      <w:r>
-        <w:t xml:space="preserve">All planned test cases have been executed, or their outstanding status has been documented.  </w:t>
-      </w:r>
-    </w:p>
-    <w:p>
-      <w:pPr>
-        <w:numPr>
-          <w:ilvl w:val="0"/>
-          <w:numId w:val="5"/>
-        </w:numPr>
-        <w:spacing w:after="37"/>
-        <w:ind w:right="1" w:hanging="360"/>
-      </w:pPr>
-      <w:r>
-        <w:t xml:space="preserve">Actual results have been compared with expected results.  </w:t>
-      </w:r>
-    </w:p>
-    <w:p>
-      <w:pPr>
-        <w:numPr>
-          <w:ilvl w:val="0"/>
-          <w:numId w:val="5"/>
-        </w:numPr>
-        <w:spacing w:after="30"/>
-        <w:ind w:right="1" w:hanging="360"/>
-      </w:pPr>
-      <w:r>
-        <w:t xml:space="preserve">Pass, fail, blocked and not-tested statuses have been recorded accurately.  </w:t>
-      </w:r>
-    </w:p>
-    <w:p>
-      <w:pPr>
-        <w:numPr>
-          <w:ilvl w:val="0"/>
-          <w:numId w:val="5"/>
-        </w:numPr>
-        <w:spacing w:after="30"/>
-        <w:ind w:right="1" w:hanging="360"/>
-      </w:pPr>
-      <w:r>
-        <w:t xml:space="preserve">Evidence has been saved for the tests performed.  </w:t>
-      </w:r>
-    </w:p>
-    <w:p>
-      <w:pPr>
-        <w:numPr>
-          <w:ilvl w:val="0"/>
-          <w:numId w:val="5"/>
-        </w:numPr>
-        <w:spacing w:after="39"/>
-        <w:ind w:right="1" w:hanging="360"/>
-      </w:pPr>
-      <w:r>
-        <w:t xml:space="preserve">Defects have been recorded and prioritised.  </w:t>
-      </w:r>
-    </w:p>
-    <w:p>
-      <w:pPr>
-        <w:numPr>
-          <w:ilvl w:val="0"/>
-          <w:numId w:val="5"/>
-        </w:numPr>
-        <w:ind w:right="1" w:hanging="360"/>
-      </w:pPr>
-      <w:r>
-        <w:t xml:space="preserve">Important defects have been fixed and retested, or any outstanding defects have been documented.  </w:t>
-      </w:r>
-    </w:p>
-    <w:p>
-      <w:pPr>
-        <w:numPr>
-          <w:ilvl w:val="0"/>
-          <w:numId w:val="5"/>
-        </w:numPr>
-        <w:spacing w:after="593"/>
-        <w:ind w:right="1" w:hanging="360"/>
-      </w:pPr>
-      <w:r>
-        <w:t xml:space="preserve">A test summary has been prepared.  </w:t>
-      </w:r>
-    </w:p>
-    <w:p>
-      <w:pPr>
-        <w:pStyle w:val="Heading2"/>
-        <w:ind w:left="-5"/>
-      </w:pPr>
-      <w:r>
-        <w:lastRenderedPageBreak/>
-        <w:t xml:space="preserve">6. Roles and Responsibilities  </w:t>
-      </w:r>
-    </w:p>
-    <w:p>
-      <w:pPr>
-        <w:spacing w:after="229"/>
-        <w:ind w:left="24" w:right="1"/>
-      </w:pPr>
-      <w:r>
-        <w:t xml:space="preserve">Assign testing responsibilities.  </w:t>
-      </w:r>
-    </w:p>
-    <w:p>
-      <w:pPr>
-        <w:numPr>
-          <w:ilvl w:val="0"/>
-          <w:numId w:val="6"/>
-        </w:numPr>
-        <w:spacing w:after="44"/>
-        <w:ind w:right="1" w:hanging="360"/>
-      </w:pPr>
-      <w:r>
-        <w:rPr>
-          <w:b/>
-        </w:rPr>
-        <w:t>Project Manager:</w:t>
-      </w:r>
-      <w:r>
-        <w:t xml:space="preserve"> Coordinates testing activities, monitors progress and ensures that test results and defects are documented.  </w:t>
-      </w:r>
-    </w:p>
-    <w:p>
-      <w:pPr>
-        <w:numPr>
-          <w:ilvl w:val="0"/>
-          <w:numId w:val="6"/>
-        </w:numPr>
-        <w:spacing w:after="52"/>
-        <w:ind w:right="1" w:hanging="360"/>
-      </w:pPr>
-      <w:r>
-        <w:rPr>
-          <w:b/>
-        </w:rPr>
-        <w:t xml:space="preserve">Tester: </w:t>
-      </w:r>
-      <w:r>
-        <w:t>Executes test cases, compares actual and expected results, records statuses and captures evidence.</w:t>
-      </w:r>
-      <w:r>
-        <w:rPr>
-          <w:b/>
-        </w:rPr>
-        <w:t xml:space="preserve"> </w:t>
-      </w:r>
-      <w:r>
-        <w:t xml:space="preserve"> </w:t>
-      </w:r>
-    </w:p>
-    <w:p>
-      <w:pPr>
-        <w:numPr>
-          <w:ilvl w:val="0"/>
-          <w:numId w:val="6"/>
-        </w:numPr>
-        <w:spacing w:after="37"/>
-        <w:ind w:right="1" w:hanging="360"/>
-      </w:pPr>
-      <w:r>
-        <w:rPr>
-          <w:b/>
-        </w:rPr>
-        <w:t xml:space="preserve">Developer: </w:t>
-      </w:r>
-      <w:r>
-        <w:t>Investigates reported defects, fixes problems and supports retesting.</w:t>
-      </w:r>
-      <w:r>
-        <w:rPr>
-          <w:b/>
-        </w:rPr>
-        <w:t xml:space="preserve"> </w:t>
-      </w:r>
-      <w:r>
-        <w:t xml:space="preserve"> </w:t>
-      </w:r>
-    </w:p>
-    <w:p>
-      <w:pPr>
-        <w:numPr>
-          <w:ilvl w:val="0"/>
-          <w:numId w:val="6"/>
-        </w:numPr>
-        <w:spacing w:after="30"/>
-        <w:ind w:right="1" w:hanging="360"/>
-      </w:pPr>
-      <w:r>
-        <w:rPr>
-          <w:b/>
-        </w:rPr>
-        <w:t xml:space="preserve">Database/Technical Team Member: </w:t>
-      </w:r>
-      <w:r>
-        <w:t>Checks database connectivity, data storage and retrieval where required.</w:t>
-      </w:r>
-      <w:r>
-        <w:rPr>
-          <w:b/>
-        </w:rPr>
-        <w:t xml:space="preserve"> </w:t>
-      </w:r>
-      <w:r>
-        <w:t xml:space="preserve"> </w:t>
-      </w:r>
-    </w:p>
-    <w:p>
-      <w:pPr>
-        <w:numPr>
-          <w:ilvl w:val="0"/>
-          <w:numId w:val="6"/>
-        </w:numPr>
-        <w:spacing w:after="631"/>
-        <w:ind w:right="1" w:hanging="360"/>
-      </w:pPr>
-      <w:r>
-        <w:rPr>
-          <w:b/>
-        </w:rPr>
-        <w:t xml:space="preserve">Project Team: </w:t>
-      </w:r>
-      <w:r>
-        <w:t>Reviews test results, discusses defects and confirms whether requirements have been met.</w:t>
-      </w:r>
-      <w:r>
-        <w:rPr>
-          <w:b/>
-        </w:rPr>
-        <w:t xml:space="preserve"> </w:t>
-      </w:r>
-      <w:r>
-        <w:t xml:space="preserve"> </w:t>
-      </w:r>
-    </w:p>
-    <w:p>
-      <w:pPr>
-        <w:pStyle w:val="Heading2"/>
-        <w:ind w:left="-5"/>
-      </w:pPr>
-      <w:r>
-        <w:t xml:space="preserve">7. Defect Management  </w:t>
-      </w:r>
-    </w:p>
-    <w:p>
-      <w:pPr>
-        <w:spacing w:after="209"/>
-        <w:ind w:left="24" w:right="1"/>
-      </w:pPr>
-      <w:r>
-        <w:t xml:space="preserve">Explain how defects are recorded, prioritised, fixed and retested.  </w:t>
-      </w:r>
-    </w:p>
-    <w:p>
-      <w:pPr>
-        <w:spacing w:after="209"/>
-        <w:ind w:left="24" w:right="1"/>
-      </w:pPr>
-      <w:r>
-        <w:t xml:space="preserve">The defect management process will follow these steps:  </w:t>
-      </w:r>
-    </w:p>
-    <w:p>
-      <w:pPr>
-        <w:numPr>
-          <w:ilvl w:val="0"/>
-          <w:numId w:val="7"/>
-        </w:numPr>
-        <w:spacing w:after="207"/>
-        <w:ind w:right="1" w:hanging="360"/>
-      </w:pPr>
-      <w:r>
-        <w:t xml:space="preserve">Record the defect: Give each defect a unique ID and record the related test case, description, steps to reproduce the problem, expected result, actual result and supporting screenshot.  </w:t>
-      </w:r>
-    </w:p>
-    <w:p>
-      <w:pPr>
-        <w:numPr>
-          <w:ilvl w:val="0"/>
-          <w:numId w:val="7"/>
-        </w:numPr>
-        <w:spacing w:after="205"/>
-        <w:ind w:right="1" w:hanging="360"/>
-      </w:pPr>
-      <w:r>
-        <w:t xml:space="preserve">Prioritise the defect: Assign a severity level based on how seriously the problem affects the system.  </w:t>
-      </w:r>
-    </w:p>
-    <w:p>
-      <w:pPr>
-        <w:numPr>
-          <w:ilvl w:val="0"/>
-          <w:numId w:val="7"/>
-        </w:numPr>
-        <w:spacing w:after="207"/>
-        <w:ind w:right="1" w:hanging="360"/>
-      </w:pPr>
-      <w:r>
-        <w:t xml:space="preserve">Assign the defect: Send the recorded defect to the responsible developer or team member for investigation.  </w:t>
-      </w:r>
-    </w:p>
-    <w:p>
-      <w:pPr>
-        <w:numPr>
-          <w:ilvl w:val="0"/>
-          <w:numId w:val="7"/>
-        </w:numPr>
-        <w:spacing w:after="209"/>
-        <w:ind w:right="1" w:hanging="360"/>
-      </w:pPr>
-      <w:r>
-        <w:t xml:space="preserve">Fix the defect: The developer investigates the cause and makes the necessary correction.  </w:t>
-      </w:r>
-    </w:p>
-    <w:p>
-      <w:pPr>
-        <w:numPr>
-          <w:ilvl w:val="0"/>
-          <w:numId w:val="7"/>
-        </w:numPr>
-        <w:spacing w:after="207"/>
-        <w:ind w:right="1" w:hanging="360"/>
-      </w:pPr>
-      <w:r>
-        <w:t xml:space="preserve">Retest the defect: The tester repeats the original test to check whether the problem has been resolved.  </w:t>
-      </w:r>
-    </w:p>
-    <w:p>
-      <w:pPr>
-        <w:numPr>
-          <w:ilvl w:val="0"/>
-          <w:numId w:val="7"/>
-        </w:numPr>
-        <w:spacing w:after="207"/>
-        <w:ind w:right="1" w:hanging="360"/>
-      </w:pPr>
-      <w:r>
-        <w:t xml:space="preserve">Close or reopen the defect: If the test passes, mark the defect as resolved or closed. If the problem remains, reopen it for further investigation.  </w:t>
-      </w:r>
-    </w:p>
-    <w:p>
-      <w:pPr>
-        <w:spacing w:after="0" w:line="259" w:lineRule="auto"/>
-        <w:ind w:left="14" w:firstLine="0"/>
-      </w:pPr>
-      <w:r>
-        <w:t xml:space="preserve">  </w:t>
-      </w:r>
-    </w:p>
+    <w:tbl>
+      <w:tblPr>
+        <w:tblStyle w:val="TableGrid0"/>
+        <w:tblW w:w="9940" w:type="dxa"/>
+        <w:tblLayout w:type="fixed"/>
+        <w:tblLook w:val="04A0" w:firstRow="1" w:lastRow="0" w:firstColumn="1" w:lastColumn="0" w:noHBand="0" w:noVBand="1"/>
+      </w:tblPr>
+      <w:tblGrid>
+        <w:gridCol w:w="2811"/>
+        <w:gridCol w:w="7129"/>
+      </w:tblGrid>
+      <w:tr>
+        <w:trPr>
+          <w:cantSplit/>
+          <w:tblHeader/>
+        </w:trPr>
+        <w:tc>
+          <w:tcPr>
+            <w:tcW w:w="2811" w:type="dxa"/>
+            <w:shd w:val="clear" w:color="auto" w:fill="E6E6E6"/>
+          </w:tcPr>
+          <w:p>
+            <w:pPr>
+              <w:keepNext/>
+              <w:spacing w:before="40" w:after="40"/>
+              <w:rPr>
+                <w:b/>
+                <w:sz w:val="20"/>
+              </w:rPr>
+            </w:pPr>
+            <w:r>
+              <w:rPr>
+                <w:b/>
+                <w:sz w:val="20"/>
+              </w:rPr>
+              <w:t>Date</w:t>
+            </w:r>
+          </w:p>
+        </w:tc>
+        <w:tc>
+          <w:tcPr>
+            <w:tcW w:w="7129" w:type="dxa"/>
+            <w:shd w:val="clear" w:color="auto" w:fill="E6E6E6"/>
+          </w:tcPr>
+          <w:p>
+            <w:pPr>
+              <w:keepNext/>
+              <w:spacing w:before="40" w:after="40"/>
+              <w:rPr>
+                <w:b/>
+                <w:sz w:val="20"/>
+              </w:rPr>
+            </w:pPr>
+            <w:r>
+              <w:rPr>
+                <w:b/>
+                <w:sz w:val="20"/>
+              </w:rPr>
+              <w:t>Activity</w:t>
+            </w:r>
+          </w:p>
+        </w:tc>
+      </w:tr>
+      <w:tr>
+        <w:trPr>
+          <w:cantSplit/>
+        </w:trPr>
+        <w:tc>
+          <w:tcPr>
+            <w:tcW w:w="2811" w:type="dxa"/>
+          </w:tcPr>
+          <w:p>
+            <w:pPr>
+              <w:keepNext/>
+              <w:spacing w:before="40" w:after="40"/>
+              <w:rPr>
+                <w:sz w:val="20"/>
+              </w:rPr>
+            </w:pPr>
+            <w:r>
+              <w:rPr>
+                <w:sz w:val="20"/>
+              </w:rPr>
+              <w:t>22 October 2026</w:t>
+            </w:r>
+          </w:p>
+        </w:tc>
+        <w:tc>
+          <w:tcPr>
+            <w:tcW w:w="7129" w:type="dxa"/>
+          </w:tcPr>
+          <w:p>
+            <w:pPr>
+              <w:keepNext/>
+              <w:spacing w:before="40" w:after="40"/>
+              <w:rPr>
+                <w:sz w:val="20"/>
+              </w:rPr>
+            </w:pPr>
+            <w:r>
+              <w:rPr>
+                <w:sz w:val="20"/>
+              </w:rPr>
+              <w:t>Manual functional testing (TC-001 to TC-014)</w:t>
+            </w:r>
+          </w:p>
+        </w:tc>
+      </w:tr>
+      <w:tr>
+        <w:trPr>
+          <w:cantSplit/>
+        </w:trPr>
+        <w:tc>
+          <w:tcPr>
+            <w:tcW w:w="2811" w:type="dxa"/>
+          </w:tcPr>
+          <w:p>
+            <w:pPr>
+              <w:keepNext/>
+              <w:spacing w:before="40" w:after="40"/>
+              <w:rPr>
+                <w:sz w:val="20"/>
+              </w:rPr>
+            </w:pPr>
+            <w:r>
+              <w:rPr>
+                <w:sz w:val="20"/>
+              </w:rPr>
+              <w:t>22 October 2026</w:t>
+            </w:r>
+          </w:p>
+        </w:tc>
+        <w:tc>
+          <w:tcPr>
+            <w:tcW w:w="7129" w:type="dxa"/>
+          </w:tcPr>
+          <w:p>
+            <w:pPr>
+              <w:keepNext/>
+              <w:spacing w:before="40" w:after="40"/>
+              <w:rPr>
+                <w:sz w:val="20"/>
+              </w:rPr>
+            </w:pPr>
+            <w:r>
+              <w:rPr>
+                <w:sz w:val="20"/>
+              </w:rPr>
+              <w:t>Database migration verified with 28 automated checks</w:t>
+            </w:r>
+          </w:p>
+        </w:tc>
+      </w:tr>
+      <w:tr>
+        <w:trPr>
+          <w:cantSplit/>
+        </w:trPr>
+        <w:tc>
+          <w:tcPr>
+            <w:tcW w:w="2811" w:type="dxa"/>
+          </w:tcPr>
+          <w:p>
+            <w:pPr>
+              <w:keepNext/>
+              <w:spacing w:before="40" w:after="40"/>
+              <w:rPr>
+                <w:sz w:val="20"/>
+              </w:rPr>
+            </w:pPr>
+            <w:r>
+              <w:rPr>
+                <w:sz w:val="20"/>
+              </w:rPr>
+              <w:t>23 October 2026</w:t>
+            </w:r>
+          </w:p>
+        </w:tc>
+        <w:tc>
+          <w:tcPr>
+            <w:tcW w:w="7129" w:type="dxa"/>
+          </w:tcPr>
+          <w:p>
+            <w:pPr>
+              <w:keepNext/>
+              <w:spacing w:before="40" w:after="40"/>
+              <w:rPr>
+                <w:sz w:val="20"/>
+              </w:rPr>
+            </w:pPr>
+            <w:r>
+              <w:rPr>
+                <w:sz w:val="20"/>
+              </w:rPr>
+              <w:t>Automated system tests, security review, browser and mobile checks; DEF-01 to DEF-03 fixed and retested</w:t>
+            </w:r>
+          </w:p>
+        </w:tc>
+      </w:tr>
+      <w:tr>
+        <w:trPr>
+          <w:cantSplit/>
+        </w:trPr>
+        <w:tc>
+          <w:tcPr>
+            <w:tcW w:w="2811" w:type="dxa"/>
+          </w:tcPr>
+          <w:p>
+            <w:pPr>
+              <w:keepNext/>
+              <w:spacing w:before="40" w:after="40"/>
+              <w:rPr>
+                <w:sz w:val="20"/>
+              </w:rPr>
+            </w:pPr>
+            <w:r>
+              <w:rPr>
+                <w:sz w:val="20"/>
+              </w:rPr>
+              <w:t>24 to 27 October 2026</w:t>
+            </w:r>
+          </w:p>
+        </w:tc>
+        <w:tc>
+          <w:tcPr>
+            <w:tcW w:w="7129" w:type="dxa"/>
+          </w:tcPr>
+          <w:p>
+            <w:pPr>
+              <w:keepNext/>
+              <w:spacing w:before="40" w:after="40"/>
+              <w:rPr>
+                <w:sz w:val="20"/>
+              </w:rPr>
+            </w:pPr>
+            <w:r>
+              <w:rPr>
+                <w:sz w:val="20"/>
+              </w:rPr>
+              <w:t>DEF-04 and DEF-05 fixes; usability test if permission is granted; regression run</w:t>
+            </w:r>
+          </w:p>
+        </w:tc>
+      </w:tr>
+      <w:tr>
+        <w:trPr>
+          <w:cantSplit/>
+        </w:trPr>
+        <w:tc>
+          <w:tcPr>
+            <w:tcW w:w="2811" w:type="dxa"/>
+          </w:tcPr>
+          <w:p>
+            <w:pPr>
+              <w:spacing w:before="40" w:after="40"/>
+              <w:rPr>
+                <w:sz w:val="20"/>
+              </w:rPr>
+            </w:pPr>
+            <w:r>
+              <w:rPr>
+                <w:sz w:val="20"/>
+              </w:rPr>
+              <w:t>28 October 2026</w:t>
+            </w:r>
+          </w:p>
+        </w:tc>
+        <w:tc>
+          <w:tcPr>
+            <w:tcW w:w="7129" w:type="dxa"/>
+          </w:tcPr>
+          <w:p>
+            <w:pPr>
+              <w:spacing w:before="40" w:after="40"/>
+              <w:rPr>
+                <w:sz w:val="20"/>
+              </w:rPr>
+            </w:pPr>
+            <w:r>
+              <w:rPr>
+                <w:sz w:val="20"/>
+              </w:rPr>
+              <w:t>Final regression run on the submission build</w:t>
+            </w:r>
+          </w:p>
+        </w:tc>
+      </w:tr>
+    </w:tbl>
+    <w:p/>
     <w:sectPr>
       <w:headerReference w:type="even" r:id="rId7"/>
       <w:headerReference w:type="default" r:id="rId8"/>
@@ -1389,8 +2410,9 @@
       <w:headerReference w:type="first" r:id="rId11"/>
       <w:footerReference w:type="first" r:id="rId12"/>
       <w:pgSz w:w="12240" w:h="15840"/>
-      <w:pgMar w:top="2091" w:right="1171" w:bottom="1574" w:left="1128" w:header="720" w:footer="688" w:gutter="0"/>
+      <w:pgMar w:top="2091" w:right="1171" w:bottom="1574" w:left="1128" w:header="720" w:footer="720" w:gutter="0"/>
       <w:cols w:space="720"/>
+      <w:docGrid w:linePitch="313"/>
     </w:sectPr>
   </w:body>
 </w:document>
@@ -1425,73 +2447,9 @@
 <w:ftr xmlns:wpc="http://schemas.microsoft.com/office/word/2010/wordprocessingCanvas" xmlns:cx="http://schemas.microsoft.com/office/drawing/2014/chartex" xmlns:cx1="http://schemas.microsoft.com/office/drawing/2015/9/8/chartex" xmlns:cx2="http://schemas.microsoft.com/office/drawing/2015/10/21/chartex" xmlns:cx3="http://schemas.microsoft.com/office/drawing/2016/5/9/chartex" xmlns:cx4="http://schemas.microsoft.com/office/drawing/2016/5/10/chartex" xmlns:cx5="http://schemas.microsoft.com/office/drawing/2016/5/11/chartex" xmlns:cx6="http://schemas.microsoft.com/office/drawing/2016/5/12/chartex" xmlns:cx7="http://schemas.microsoft.com/office/drawing/2016/5/13/chartex" xmlns:cx8="http://schemas.microsoft.com/office/drawing/2016/5/14/chartex" xmlns:mc="http://schemas.openxmlformats.org/markup-compatibility/2006" xmlns:aink="http://schemas.microsoft.com/office/drawing/2016/ink" xmlns:am3d="http://schemas.microsoft.com/office/drawing/2017/model3d" xmlns:o="urn:schemas-microsoft-com:office:office" xmlns:oel="http://schemas.microsoft.com/office/2019/extlst" xmlns:r="http://schemas.openxmlformats.org/officeDocument/2006/relationships" xmlns:m="http://schemas.openxmlformats.org/officeDocument/2006/math" xmlns:v="urn:schemas-microsoft-com:vml" xmlns:wp14="http://schemas.microsoft.com/office/word/2010/wordprocessingDrawing" xmlns:wp="http://schemas.openxmlformats.org/drawingml/2006/wordprocessingDrawing" xmlns:w10="urn:schemas-microsoft-com:office:word" xmlns:w="http://schemas.openxmlformats.org/wordprocessingml/2006/main" xmlns:w14="http://schemas.microsoft.com/office/word/2010/wordml" xmlns:w15="http://schemas.microsoft.com/office/word/2012/wordml" xmlns:w16cex="http://schemas.microsoft.com/office/word/2018/wordml/cex" xmlns:w16cid="http://schemas.microsoft.com/office/word/2016/wordml/cid" xmlns:w16="http://schemas.microsoft.com/office/word/2018/wordml" xmlns:w16du="http://schemas.microsoft.com/office/word/2023/wordml/word16du" xmlns:w16sdtdh="http://schemas.microsoft.com/office/word/2020/wordml/sdtdatahash" xmlns:w16sdtfl="http://schemas.microsoft.com/office/word/2024/wordml/sdtformatlock" xmlns:w16se="http://schemas.microsoft.com/office/word/2015/wordml/symex" xmlns:wpg="http://schemas.microsoft.com/office/word/2010/wordprocessingGroup" xmlns:wpi="http://schemas.microsoft.com/office/word/2010/wordprocessingInk" xmlns:wne="http://schemas.microsoft.com/office/word/2006/wordml" xmlns:wps="http://schemas.microsoft.com/office/word/2010/wordprocessingShape" mc:Ignorable="w14 w15 w16se w16cid w16 w16cex w16sdtdh w16sdtfl w16du wp14">
   <w:p>
     <w:pPr>
-      <w:spacing w:after="31" w:line="259" w:lineRule="auto"/>
-      <w:ind w:left="14" w:right="-63" w:firstLine="0"/>
-      <w:jc w:val="both"/>
-    </w:pPr>
-    <w:r>
-      <w:rPr>
-        <w:sz w:val="17"/>
-      </w:rPr>
-      <w:t xml:space="preserve">CTU Training Solutions (PTY) Ltd is fully accredited by the MICT SETA (ACC/2006/07/186) through the Quality Council for Trades and </w:t>
-    </w:r>
-  </w:p>
-  <w:p>
-    <w:pPr>
-      <w:spacing w:after="0" w:line="259" w:lineRule="auto"/>
-      <w:ind w:left="14" w:right="-62" w:firstLine="0"/>
-      <w:jc w:val="both"/>
-    </w:pPr>
-    <w:r>
-      <w:rPr>
-        <w:sz w:val="17"/>
-      </w:rPr>
-      <w:t xml:space="preserve">Occupations (QCTO). CTU Training Solutions is registered with the Department of Higher Education and Training as a Private Co </w:t>
-    </w:r>
-    <w:proofErr w:type="spellStart"/>
-    <w:r>
-      <w:rPr>
-        <w:sz w:val="17"/>
-      </w:rPr>
-      <w:t>llege</w:t>
-    </w:r>
-    <w:proofErr w:type="spellEnd"/>
-    <w:r>
-      <w:rPr>
-        <w:sz w:val="17"/>
-      </w:rPr>
-      <w:t xml:space="preserve"> </w:t>
-    </w:r>
-    <w:r>
-      <w:t xml:space="preserve"> </w:t>
-    </w:r>
-  </w:p>
-  <w:p>
-    <w:pPr>
-      <w:spacing w:after="37" w:line="259" w:lineRule="auto"/>
-      <w:ind w:left="14" w:right="-47" w:firstLine="0"/>
-    </w:pPr>
-    <w:r>
-      <w:rPr>
-        <w:sz w:val="17"/>
-      </w:rPr>
-      <w:t xml:space="preserve">(2018/FE07/004) and provisionally registered as a private higher education institution (No 2014/HE07/004) Co. Reg </w:t>
-    </w:r>
-  </w:p>
-  <w:p>
-    <w:pPr>
       <w:spacing w:after="0" w:line="259" w:lineRule="auto"/>
       <w:ind w:left="14" w:firstLine="0"/>
     </w:pPr>
-    <w:r>
-      <w:rPr>
-        <w:sz w:val="17"/>
-      </w:rPr>
-      <w:t>No:2005/038944/07</w:t>
-    </w:r>
-    <w:r>
-      <w:t xml:space="preserve">  </w:t>
-    </w:r>
   </w:p>
 </w:ftr>
 </file>
@@ -1500,73 +2458,9 @@
 <w:ftr xmlns:wpc="http://schemas.microsoft.com/office/word/2010/wordprocessingCanvas" xmlns:cx="http://schemas.microsoft.com/office/drawing/2014/chartex" xmlns:cx1="http://schemas.microsoft.com/office/drawing/2015/9/8/chartex" xmlns:cx2="http://schemas.microsoft.com/office/drawing/2015/10/21/chartex" xmlns:cx3="http://schemas.microsoft.com/office/drawing/2016/5/9/chartex" xmlns:cx4="http://schemas.microsoft.com/office/drawing/2016/5/10/chartex" xmlns:cx5="http://schemas.microsoft.com/office/drawing/2016/5/11/chartex" xmlns:cx6="http://schemas.microsoft.com/office/drawing/2016/5/12/chartex" xmlns:cx7="http://schemas.microsoft.com/office/drawing/2016/5/13/chartex" xmlns:cx8="http://schemas.microsoft.com/office/drawing/2016/5/14/chartex" xmlns:mc="http://schemas.openxmlformats.org/markup-compatibility/2006" xmlns:aink="http://schemas.microsoft.com/office/drawing/2016/ink" xmlns:am3d="http://schemas.microsoft.com/office/drawing/2017/model3d" xmlns:o="urn:schemas-microsoft-com:office:office" xmlns:oel="http://schemas.microsoft.com/office/2019/extlst" xmlns:r="http://schemas.openxmlformats.org/officeDocument/2006/relationships" xmlns:m="http://schemas.openxmlformats.org/officeDocument/2006/math" xmlns:v="urn:schemas-microsoft-com:vml" xmlns:wp14="http://schemas.microsoft.com/office/word/2010/wordprocessingDrawing" xmlns:wp="http://schemas.openxmlformats.org/drawingml/2006/wordprocessingDrawing" xmlns:w10="urn:schemas-microsoft-com:office:word" xmlns:w="http://schemas.openxmlformats.org/wordprocessingml/2006/main" xmlns:w14="http://schemas.microsoft.com/office/word/2010/wordml" xmlns:w15="http://schemas.microsoft.com/office/word/2012/wordml" xmlns:w16cex="http://schemas.microsoft.com/office/word/2018/wordml/cex" xmlns:w16cid="http://schemas.microsoft.com/office/word/2016/wordml/cid" xmlns:w16="http://schemas.microsoft.com/office/word/2018/wordml" xmlns:w16du="http://schemas.microsoft.com/office/word/2023/wordml/word16du" xmlns:w16sdtdh="http://schemas.microsoft.com/office/word/2020/wordml/sdtdatahash" xmlns:w16sdtfl="http://schemas.microsoft.com/office/word/2024/wordml/sdtformatlock" xmlns:w16se="http://schemas.microsoft.com/office/word/2015/wordml/symex" xmlns:wpg="http://schemas.microsoft.com/office/word/2010/wordprocessingGroup" xmlns:wpi="http://schemas.microsoft.com/office/word/2010/wordprocessingInk" xmlns:wne="http://schemas.microsoft.com/office/word/2006/wordml" xmlns:wps="http://schemas.microsoft.com/office/word/2010/wordprocessingShape" mc:Ignorable="w14 w15 w16se w16cid w16 w16cex w16sdtdh w16sdtfl w16du wp14">
   <w:p>
     <w:pPr>
-      <w:spacing w:after="31" w:line="259" w:lineRule="auto"/>
-      <w:ind w:left="14" w:right="-63" w:firstLine="0"/>
-      <w:jc w:val="both"/>
-    </w:pPr>
-    <w:r>
-      <w:rPr>
-        <w:sz w:val="17"/>
-      </w:rPr>
-      <w:t xml:space="preserve">CTU Training Solutions (PTY) Ltd is fully accredited by the MICT SETA (ACC/2006/07/186) through the Quality Council for Trades and </w:t>
-    </w:r>
-  </w:p>
-  <w:p>
-    <w:pPr>
-      <w:spacing w:after="0" w:line="259" w:lineRule="auto"/>
-      <w:ind w:left="14" w:right="-62" w:firstLine="0"/>
-      <w:jc w:val="both"/>
-    </w:pPr>
-    <w:r>
-      <w:rPr>
-        <w:sz w:val="17"/>
-      </w:rPr>
-      <w:t xml:space="preserve">Occupations (QCTO). CTU Training Solutions is registered with the Department of Higher Education and Training as a Private Co </w:t>
-    </w:r>
-    <w:proofErr w:type="spellStart"/>
-    <w:r>
-      <w:rPr>
-        <w:sz w:val="17"/>
-      </w:rPr>
-      <w:t>llege</w:t>
-    </w:r>
-    <w:proofErr w:type="spellEnd"/>
-    <w:r>
-      <w:rPr>
-        <w:sz w:val="17"/>
-      </w:rPr>
-      <w:t xml:space="preserve"> </w:t>
-    </w:r>
-    <w:r>
-      <w:t xml:space="preserve"> </w:t>
-    </w:r>
-  </w:p>
-  <w:p>
-    <w:pPr>
-      <w:spacing w:after="37" w:line="259" w:lineRule="auto"/>
-      <w:ind w:left="14" w:right="-47" w:firstLine="0"/>
-    </w:pPr>
-    <w:r>
-      <w:rPr>
-        <w:sz w:val="17"/>
-      </w:rPr>
-      <w:t xml:space="preserve">(2018/FE07/004) and provisionally registered as a private higher education institution (No 2014/HE07/004) Co. Reg </w:t>
-    </w:r>
-  </w:p>
-  <w:p>
-    <w:pPr>
       <w:spacing w:after="0" w:line="259" w:lineRule="auto"/>
       <w:ind w:left="14" w:firstLine="0"/>
     </w:pPr>
-    <w:r>
-      <w:rPr>
-        <w:sz w:val="17"/>
-      </w:rPr>
-      <w:t>No:2005/038944/07</w:t>
-    </w:r>
-    <w:r>
-      <w:t xml:space="preserve">  </w:t>
-    </w:r>
   </w:p>
 </w:ftr>
 </file>
@@ -1575,73 +2469,9 @@
 <w:ftr xmlns:wpc="http://schemas.microsoft.com/office/word/2010/wordprocessingCanvas" xmlns:cx="http://schemas.microsoft.com/office/drawing/2014/chartex" xmlns:cx1="http://schemas.microsoft.com/office/drawing/2015/9/8/chartex" xmlns:cx2="http://schemas.microsoft.com/office/drawing/2015/10/21/chartex" xmlns:cx3="http://schemas.microsoft.com/office/drawing/2016/5/9/chartex" xmlns:cx4="http://schemas.microsoft.com/office/drawing/2016/5/10/chartex" xmlns:cx5="http://schemas.microsoft.com/office/drawing/2016/5/11/chartex" xmlns:cx6="http://schemas.microsoft.com/office/drawing/2016/5/12/chartex" xmlns:cx7="http://schemas.microsoft.com/office/drawing/2016/5/13/chartex" xmlns:cx8="http://schemas.microsoft.com/office/drawing/2016/5/14/chartex" xmlns:mc="http://schemas.openxmlformats.org/markup-compatibility/2006" xmlns:aink="http://schemas.microsoft.com/office/drawing/2016/ink" xmlns:am3d="http://schemas.microsoft.com/office/drawing/2017/model3d" xmlns:o="urn:schemas-microsoft-com:office:office" xmlns:oel="http://schemas.microsoft.com/office/2019/extlst" xmlns:r="http://schemas.openxmlformats.org/officeDocument/2006/relationships" xmlns:m="http://schemas.openxmlformats.org/officeDocument/2006/math" xmlns:v="urn:schemas-microsoft-com:vml" xmlns:wp14="http://schemas.microsoft.com/office/word/2010/wordprocessingDrawing" xmlns:wp="http://schemas.openxmlformats.org/drawingml/2006/wordprocessingDrawing" xmlns:w10="urn:schemas-microsoft-com:office:word" xmlns:w="http://schemas.openxmlformats.org/wordprocessingml/2006/main" xmlns:w14="http://schemas.microsoft.com/office/word/2010/wordml" xmlns:w15="http://schemas.microsoft.com/office/word/2012/wordml" xmlns:w16cex="http://schemas.microsoft.com/office/word/2018/wordml/cex" xmlns:w16cid="http://schemas.microsoft.com/office/word/2016/wordml/cid" xmlns:w16="http://schemas.microsoft.com/office/word/2018/wordml" xmlns:w16du="http://schemas.microsoft.com/office/word/2023/wordml/word16du" xmlns:w16sdtdh="http://schemas.microsoft.com/office/word/2020/wordml/sdtdatahash" xmlns:w16sdtfl="http://schemas.microsoft.com/office/word/2024/wordml/sdtformatlock" xmlns:w16se="http://schemas.microsoft.com/office/word/2015/wordml/symex" xmlns:wpg="http://schemas.microsoft.com/office/word/2010/wordprocessingGroup" xmlns:wpi="http://schemas.microsoft.com/office/word/2010/wordprocessingInk" xmlns:wne="http://schemas.microsoft.com/office/word/2006/wordml" xmlns:wps="http://schemas.microsoft.com/office/word/2010/wordprocessingShape" mc:Ignorable="w14 w15 w16se w16cid w16 w16cex w16sdtdh w16sdtfl w16du wp14">
   <w:p>
     <w:pPr>
-      <w:spacing w:after="31" w:line="259" w:lineRule="auto"/>
-      <w:ind w:left="14" w:right="-63" w:firstLine="0"/>
-      <w:jc w:val="both"/>
-    </w:pPr>
-    <w:r>
-      <w:rPr>
-        <w:sz w:val="17"/>
-      </w:rPr>
-      <w:t xml:space="preserve">CTU Training Solutions (PTY) Ltd is fully accredited by the MICT SETA (ACC/2006/07/186) through the Quality Council for Trades and </w:t>
-    </w:r>
-  </w:p>
-  <w:p>
-    <w:pPr>
-      <w:spacing w:after="0" w:line="259" w:lineRule="auto"/>
-      <w:ind w:left="14" w:right="-62" w:firstLine="0"/>
-      <w:jc w:val="both"/>
-    </w:pPr>
-    <w:r>
-      <w:rPr>
-        <w:sz w:val="17"/>
-      </w:rPr>
-      <w:t xml:space="preserve">Occupations (QCTO). CTU Training Solutions is registered with the Department of Higher Education and Training as a Private Co </w:t>
-    </w:r>
-    <w:proofErr w:type="spellStart"/>
-    <w:r>
-      <w:rPr>
-        <w:sz w:val="17"/>
-      </w:rPr>
-      <w:t>llege</w:t>
-    </w:r>
-    <w:proofErr w:type="spellEnd"/>
-    <w:r>
-      <w:rPr>
-        <w:sz w:val="17"/>
-      </w:rPr>
-      <w:t xml:space="preserve"> </w:t>
-    </w:r>
-    <w:r>
-      <w:t xml:space="preserve"> </w:t>
-    </w:r>
-  </w:p>
-  <w:p>
-    <w:pPr>
-      <w:spacing w:after="37" w:line="259" w:lineRule="auto"/>
-      <w:ind w:left="14" w:right="-47" w:firstLine="0"/>
-    </w:pPr>
-    <w:r>
-      <w:rPr>
-        <w:sz w:val="17"/>
-      </w:rPr>
-      <w:t xml:space="preserve">(2018/FE07/004) and provisionally registered as a private higher education institution (No 2014/HE07/004) Co. Reg </w:t>
-    </w:r>
-  </w:p>
-  <w:p>
-    <w:pPr>
       <w:spacing w:after="0" w:line="259" w:lineRule="auto"/>
       <w:ind w:left="14" w:firstLine="0"/>
     </w:pPr>
-    <w:r>
-      <w:rPr>
-        <w:sz w:val="17"/>
-      </w:rPr>
-      <w:t>No:2005/038944/07</w:t>
-    </w:r>
-    <w:r>
-      <w:t xml:space="preserve">  </w:t>
-    </w:r>
   </w:p>
 </w:ftr>
 </file>
@@ -1678,58 +2508,6 @@
       <w:spacing w:after="0" w:line="259" w:lineRule="auto"/>
       <w:ind w:left="1652" w:firstLine="0"/>
     </w:pPr>
-    <w:r>
-      <w:rPr>
-        <w:noProof/>
-      </w:rPr>
-      <w:drawing>
-        <wp:anchor distT="0" distB="0" distL="114300" distR="114300" simplePos="0" relativeHeight="251658240" behindDoc="0" locked="0" layoutInCell="1" allowOverlap="0" wp14:anchorId="10DE9771" wp14:editId="46648133">
-          <wp:simplePos x="0" y="0"/>
-          <wp:positionH relativeFrom="page">
-            <wp:posOffset>2857500</wp:posOffset>
-          </wp:positionH>
-          <wp:positionV relativeFrom="page">
-            <wp:posOffset>457200</wp:posOffset>
-          </wp:positionV>
-          <wp:extent cx="2055495" cy="657733"/>
-          <wp:effectExtent l="0" t="0" r="0" b="0"/>
-          <wp:wrapSquare wrapText="bothSides"/>
-          <wp:docPr id="19" name="Picture 19"/>
-          <wp:cNvGraphicFramePr/>
-          <a:graphic xmlns:a="http://schemas.openxmlformats.org/drawingml/2006/main">
-            <a:graphicData uri="http://schemas.openxmlformats.org/drawingml/2006/picture">
-              <pic:pic xmlns:pic="http://schemas.openxmlformats.org/drawingml/2006/picture">
-                <pic:nvPicPr>
-                  <pic:cNvPr id="19" name="Picture 19"/>
-                  <pic:cNvPicPr/>
-                </pic:nvPicPr>
-                <pic:blipFill>
-                  <a:blip r:embed="rId1"/>
-                  <a:stretch>
-                    <a:fillRect/>
-                  </a:stretch>
-                </pic:blipFill>
-                <pic:spPr>
-                  <a:xfrm>
-                    <a:off x="0" y="0"/>
-                    <a:ext cx="2055495" cy="657733"/>
-                  </a:xfrm>
-                  <a:prstGeom prst="rect">
-                    <a:avLst/>
-                  </a:prstGeom>
-                </pic:spPr>
-              </pic:pic>
-            </a:graphicData>
-          </a:graphic>
-        </wp:anchor>
-      </w:drawing>
-    </w:r>
-    <w:r>
-      <w:t xml:space="preserve">  </w:t>
-    </w:r>
-    <w:r>
-      <w:tab/>
-    </w:r>
   </w:p>
 </w:hdr>
 </file>
@@ -1741,58 +2519,6 @@
       <w:spacing w:after="0" w:line="259" w:lineRule="auto"/>
       <w:ind w:left="1652" w:firstLine="0"/>
     </w:pPr>
-    <w:r>
-      <w:rPr>
-        <w:noProof/>
-      </w:rPr>
-      <w:drawing>
-        <wp:anchor distT="0" distB="0" distL="114300" distR="114300" simplePos="0" relativeHeight="251659264" behindDoc="0" locked="0" layoutInCell="1" allowOverlap="0" wp14:anchorId="18BD4F61" wp14:editId="319B0B83">
-          <wp:simplePos x="0" y="0"/>
-          <wp:positionH relativeFrom="page">
-            <wp:posOffset>2857500</wp:posOffset>
-          </wp:positionH>
-          <wp:positionV relativeFrom="page">
-            <wp:posOffset>457200</wp:posOffset>
-          </wp:positionV>
-          <wp:extent cx="2055495" cy="657733"/>
-          <wp:effectExtent l="0" t="0" r="0" b="0"/>
-          <wp:wrapSquare wrapText="bothSides"/>
-          <wp:docPr id="715115128" name="Picture 715115128"/>
-          <wp:cNvGraphicFramePr/>
-          <a:graphic xmlns:a="http://schemas.openxmlformats.org/drawingml/2006/main">
-            <a:graphicData uri="http://schemas.openxmlformats.org/drawingml/2006/picture">
-              <pic:pic xmlns:pic="http://schemas.openxmlformats.org/drawingml/2006/picture">
-                <pic:nvPicPr>
-                  <pic:cNvPr id="19" name="Picture 19"/>
-                  <pic:cNvPicPr/>
-                </pic:nvPicPr>
-                <pic:blipFill>
-                  <a:blip r:embed="rId1"/>
-                  <a:stretch>
-                    <a:fillRect/>
-                  </a:stretch>
-                </pic:blipFill>
-                <pic:spPr>
-                  <a:xfrm>
-                    <a:off x="0" y="0"/>
-                    <a:ext cx="2055495" cy="657733"/>
-                  </a:xfrm>
-                  <a:prstGeom prst="rect">
-                    <a:avLst/>
-                  </a:prstGeom>
-                </pic:spPr>
-              </pic:pic>
-            </a:graphicData>
-          </a:graphic>
-        </wp:anchor>
-      </w:drawing>
-    </w:r>
-    <w:r>
-      <w:t xml:space="preserve">  </w:t>
-    </w:r>
-    <w:r>
-      <w:tab/>
-    </w:r>
   </w:p>
 </w:hdr>
 </file>
@@ -1804,58 +2530,6 @@
       <w:spacing w:after="0" w:line="259" w:lineRule="auto"/>
       <w:ind w:left="1652" w:firstLine="0"/>
     </w:pPr>
-    <w:r>
-      <w:rPr>
-        <w:noProof/>
-      </w:rPr>
-      <w:drawing>
-        <wp:anchor distT="0" distB="0" distL="114300" distR="114300" simplePos="0" relativeHeight="251660288" behindDoc="0" locked="0" layoutInCell="1" allowOverlap="0" wp14:anchorId="2415812D" wp14:editId="680953FE">
-          <wp:simplePos x="0" y="0"/>
-          <wp:positionH relativeFrom="page">
-            <wp:posOffset>2857500</wp:posOffset>
-          </wp:positionH>
-          <wp:positionV relativeFrom="page">
-            <wp:posOffset>457200</wp:posOffset>
-          </wp:positionV>
-          <wp:extent cx="2055495" cy="657733"/>
-          <wp:effectExtent l="0" t="0" r="0" b="0"/>
-          <wp:wrapSquare wrapText="bothSides"/>
-          <wp:docPr id="433098101" name="Picture 433098101"/>
-          <wp:cNvGraphicFramePr/>
-          <a:graphic xmlns:a="http://schemas.openxmlformats.org/drawingml/2006/main">
-            <a:graphicData uri="http://schemas.openxmlformats.org/drawingml/2006/picture">
-              <pic:pic xmlns:pic="http://schemas.openxmlformats.org/drawingml/2006/picture">
-                <pic:nvPicPr>
-                  <pic:cNvPr id="19" name="Picture 19"/>
-                  <pic:cNvPicPr/>
-                </pic:nvPicPr>
-                <pic:blipFill>
-                  <a:blip r:embed="rId1"/>
-                  <a:stretch>
-                    <a:fillRect/>
-                  </a:stretch>
-                </pic:blipFill>
-                <pic:spPr>
-                  <a:xfrm>
-                    <a:off x="0" y="0"/>
-                    <a:ext cx="2055495" cy="657733"/>
-                  </a:xfrm>
-                  <a:prstGeom prst="rect">
-                    <a:avLst/>
-                  </a:prstGeom>
-                </pic:spPr>
-              </pic:pic>
-            </a:graphicData>
-          </a:graphic>
-        </wp:anchor>
-      </w:drawing>
-    </w:r>
-    <w:r>
-      <w:t xml:space="preserve">  </w:t>
-    </w:r>
-    <w:r>
-      <w:tab/>
-    </w:r>
   </w:p>
 </w:hdr>
 </file>
@@ -2075,6 +2749,40 @@
     </w:lvl>
   </w:abstractNum>
   <w:abstractNum w:abstractNumId="1" w15:restartNumberingAfterBreak="0">
+    <w:nsid w:val="0FAA20C9"/>
+    <w:multiLevelType w:val="singleLevel"/>
+    <w:tmpl w:val="04090001"/>
+    <w:lvl w:ilvl="0">
+      <w:start w:val="1"/>
+      <w:numFmt w:val="bullet"/>
+      <w:lvlText w:val=""/>
+      <w:lvlJc w:val="left"/>
+      <w:pPr>
+        <w:ind w:left="720" w:hanging="360"/>
+      </w:pPr>
+      <w:rPr>
+        <w:rFonts w:ascii="Symbol" w:hAnsi="Symbol" w:hint="default"/>
+      </w:rPr>
+    </w:lvl>
+  </w:abstractNum>
+  <w:abstractNum w:abstractNumId="2" w15:restartNumberingAfterBreak="0">
+    <w:nsid w:val="23AE749B"/>
+    <w:multiLevelType w:val="singleLevel"/>
+    <w:tmpl w:val="04090001"/>
+    <w:lvl w:ilvl="0">
+      <w:start w:val="1"/>
+      <w:numFmt w:val="bullet"/>
+      <w:lvlText w:val=""/>
+      <w:lvlJc w:val="left"/>
+      <w:pPr>
+        <w:ind w:left="720" w:hanging="360"/>
+      </w:pPr>
+      <w:rPr>
+        <w:rFonts w:ascii="Symbol" w:hAnsi="Symbol" w:hint="default"/>
+      </w:rPr>
+    </w:lvl>
+  </w:abstractNum>
+  <w:abstractNum w:abstractNumId="3" w15:restartNumberingAfterBreak="0">
     <w:nsid w:val="367E3EED"/>
     <w:multiLevelType w:val="hybridMultilevel"/>
     <w:tmpl w:val="948AE524"/>
@@ -2286,7 +2994,7 @@
       </w:rPr>
     </w:lvl>
   </w:abstractNum>
-  <w:abstractNum w:abstractNumId="2" w15:restartNumberingAfterBreak="0">
+  <w:abstractNum w:abstractNumId="4" w15:restartNumberingAfterBreak="0">
     <w:nsid w:val="5CEB6442"/>
     <w:multiLevelType w:val="hybridMultilevel"/>
     <w:tmpl w:val="023035D4"/>
@@ -2498,7 +3206,7 @@
       </w:rPr>
     </w:lvl>
   </w:abstractNum>
-  <w:abstractNum w:abstractNumId="3" w15:restartNumberingAfterBreak="0">
+  <w:abstractNum w:abstractNumId="5" w15:restartNumberingAfterBreak="0">
     <w:nsid w:val="67BD1BB1"/>
     <w:multiLevelType w:val="hybridMultilevel"/>
     <w:tmpl w:val="F2564C2E"/>
@@ -2710,7 +3418,24 @@
       </w:rPr>
     </w:lvl>
   </w:abstractNum>
-  <w:abstractNum w:abstractNumId="4" w15:restartNumberingAfterBreak="0">
+  <w:abstractNum w:abstractNumId="6" w15:restartNumberingAfterBreak="0">
+    <w:nsid w:val="686D5D8C"/>
+    <w:multiLevelType w:val="singleLevel"/>
+    <w:tmpl w:val="04090001"/>
+    <w:lvl w:ilvl="0">
+      <w:start w:val="1"/>
+      <w:numFmt w:val="bullet"/>
+      <w:lvlText w:val=""/>
+      <w:lvlJc w:val="left"/>
+      <w:pPr>
+        <w:ind w:left="720" w:hanging="360"/>
+      </w:pPr>
+      <w:rPr>
+        <w:rFonts w:ascii="Symbol" w:hAnsi="Symbol" w:hint="default"/>
+      </w:rPr>
+    </w:lvl>
+  </w:abstractNum>
+  <w:abstractNum w:abstractNumId="7" w15:restartNumberingAfterBreak="0">
     <w:nsid w:val="68850462"/>
     <w:multiLevelType w:val="hybridMultilevel"/>
     <w:tmpl w:val="C1CA1130"/>
@@ -2922,7 +3647,7 @@
       </w:rPr>
     </w:lvl>
   </w:abstractNum>
-  <w:abstractNum w:abstractNumId="5" w15:restartNumberingAfterBreak="0">
+  <w:abstractNum w:abstractNumId="8" w15:restartNumberingAfterBreak="0">
     <w:nsid w:val="6AAE6E2C"/>
     <w:multiLevelType w:val="hybridMultilevel"/>
     <w:tmpl w:val="9E9690B4"/>
@@ -3134,7 +3859,7 @@
       </w:rPr>
     </w:lvl>
   </w:abstractNum>
-  <w:abstractNum w:abstractNumId="6" w15:restartNumberingAfterBreak="0">
+  <w:abstractNum w:abstractNumId="9" w15:restartNumberingAfterBreak="0">
     <w:nsid w:val="7C411CE3"/>
     <w:multiLevelType w:val="hybridMultilevel"/>
     <w:tmpl w:val="CCD838EA"/>
@@ -3347,25 +4072,34 @@
     </w:lvl>
   </w:abstractNum>
   <w:num w:numId="1" w16cid:durableId="866061391">
-    <w:abstractNumId w:val="6"/>
+    <w:abstractNumId w:val="9"/>
   </w:num>
   <w:num w:numId="2" w16cid:durableId="658848370">
-    <w:abstractNumId w:val="1"/>
+    <w:abstractNumId w:val="3"/>
   </w:num>
   <w:num w:numId="3" w16cid:durableId="2052530584">
-    <w:abstractNumId w:val="2"/>
+    <w:abstractNumId w:val="4"/>
   </w:num>
   <w:num w:numId="4" w16cid:durableId="1111584956">
+    <w:abstractNumId w:val="8"/>
+  </w:num>
+  <w:num w:numId="5" w16cid:durableId="1450467084">
     <w:abstractNumId w:val="5"/>
   </w:num>
-  <w:num w:numId="5" w16cid:durableId="1450467084">
-    <w:abstractNumId w:val="3"/>
-  </w:num>
   <w:num w:numId="6" w16cid:durableId="1568539381">
-    <w:abstractNumId w:val="4"/>
+    <w:abstractNumId w:val="7"/>
   </w:num>
   <w:num w:numId="7" w16cid:durableId="1734692577">
     <w:abstractNumId w:val="0"/>
+  </w:num>
+  <w:num w:numId="8" w16cid:durableId="2132360161">
+    <w:abstractNumId w:val="6"/>
+  </w:num>
+  <w:num w:numId="9" w16cid:durableId="173493509">
+    <w:abstractNumId w:val="1"/>
+  </w:num>
+  <w:num w:numId="10" w16cid:durableId="229317557">
+    <w:abstractNumId w:val="2"/>
   </w:num>
 </w:numbering>
 </file>
@@ -3822,6 +4556,29 @@
       <w:sz w:val="30"/>
     </w:rPr>
   </w:style>
+  <w:style w:type="paragraph" w:styleId="Heading3">
+    <w:name w:val="heading 3"/>
+    <w:basedOn w:val="Normal"/>
+    <w:next w:val="Normal"/>
+    <w:link w:val="Heading3Char"/>
+    <w:uiPriority w:val="9"/>
+    <w:semiHidden/>
+    <w:unhideWhenUsed/>
+    <w:qFormat/>
+    <w:rsid w:val="00413E7A"/>
+    <w:pPr>
+      <w:keepNext/>
+      <w:keepLines/>
+      <w:spacing w:before="40" w:after="0"/>
+      <w:outlineLvl w:val="2"/>
+    </w:pPr>
+    <w:rPr>
+      <w:rFonts w:asciiTheme="majorHAnsi" w:eastAsiaTheme="majorEastAsia" w:hAnsiTheme="majorHAnsi" w:cstheme="majorBidi"/>
+      <w:b/>
+      <w:color w:val="0A2F40" w:themeColor="accent1" w:themeShade="7F"/>
+      <w:sz w:val="24"/>
+    </w:rPr>
+  </w:style>
   <w:style w:type="character" w:default="1" w:styleId="DefaultParagraphFont">
     <w:name w:val="Default Paragraph Font"/>
     <w:uiPriority w:val="1"/>
@@ -3881,6 +4638,68 @@
         <w:bottom w:w="0" w:type="dxa"/>
         <w:right w:w="0" w:type="dxa"/>
       </w:tblCellMar>
+    </w:tblPr>
+  </w:style>
+  <w:style w:type="character" w:customStyle="1" w:styleId="Heading3Char">
+    <w:name w:val="Heading 3 Char"/>
+    <w:basedOn w:val="DefaultParagraphFont"/>
+    <w:link w:val="Heading3"/>
+    <w:uiPriority w:val="9"/>
+    <w:semiHidden/>
+    <w:rsid w:val="00413E7A"/>
+    <w:rPr>
+      <w:rFonts w:asciiTheme="majorHAnsi" w:eastAsiaTheme="majorEastAsia" w:hAnsiTheme="majorHAnsi" w:cstheme="majorBidi"/>
+      <w:b/>
+      <w:color w:val="0A2F40" w:themeColor="accent1" w:themeShade="7F"/>
+    </w:rPr>
+  </w:style>
+  <w:style w:type="paragraph" w:styleId="ListParagraph">
+    <w:name w:val="List Paragraph"/>
+    <w:basedOn w:val="Normal"/>
+    <w:uiPriority w:val="34"/>
+    <w:qFormat/>
+    <w:rsid w:val="00413E7A"/>
+    <w:pPr>
+      <w:ind w:left="720"/>
+      <w:contextualSpacing/>
+    </w:pPr>
+  </w:style>
+  <w:style w:type="paragraph" w:styleId="Caption">
+    <w:name w:val="caption"/>
+    <w:basedOn w:val="Normal"/>
+    <w:next w:val="Normal"/>
+    <w:uiPriority w:val="35"/>
+    <w:unhideWhenUsed/>
+    <w:qFormat/>
+    <w:rsid w:val="00413E7A"/>
+    <w:pPr>
+      <w:spacing w:after="200" w:line="240" w:lineRule="auto"/>
+    </w:pPr>
+    <w:rPr>
+      <w:i/>
+      <w:iCs/>
+      <w:color w:val="0E2841" w:themeColor="text2"/>
+      <w:sz w:val="18"/>
+      <w:szCs w:val="18"/>
+    </w:rPr>
+  </w:style>
+  <w:style w:type="table" w:styleId="TableGrid0">
+    <w:name w:val="Table Grid"/>
+    <w:basedOn w:val="TableNormal"/>
+    <w:uiPriority w:val="39"/>
+    <w:rsid w:val="00413E7A"/>
+    <w:pPr>
+      <w:spacing w:after="0" w:line="240" w:lineRule="auto"/>
+    </w:pPr>
+    <w:tblPr>
+      <w:tblBorders>
+        <w:top w:val="single" w:sz="4" w:space="0" w:color="auto"/>
+        <w:left w:val="single" w:sz="4" w:space="0" w:color="auto"/>
+        <w:bottom w:val="single" w:sz="4" w:space="0" w:color="auto"/>
+        <w:right w:val="single" w:sz="4" w:space="0" w:color="auto"/>
+        <w:insideH w:val="single" w:sz="4" w:space="0" w:color="auto"/>
+        <w:insideV w:val="single" w:sz="4" w:space="0" w:color="auto"/>
+      </w:tblBorders>
     </w:tblPr>
   </w:style>
 </w:styles>

--- a/06_Testing_Results_and_Evaluation/Test_Plan.docx
+++ b/06_Testing_Results_and_Evaluation/Test_Plan.docx
@@ -112,7 +112,7 @@
         <w:ind w:left="1070"/>
       </w:pPr>
       <w:r>
-        <w:t>the non-functional requirements for performance, security, integrity, maintainability, compatibility and privacy are met (NFR-02 to NFR-07), and usability is measured when permission allows (NFR-01);</w:t>
+        <w:t>students can add WIL placements, upload their WIL documents and see a completed placement locked, and coordinators and lecturers can open each student's profile (FR-15 to FR-18);</w:t>
       </w:r>
     </w:p>
     <w:p>
@@ -126,6 +126,20 @@
         <w:ind w:left="1070"/>
       </w:pPr>
       <w:r>
+        <w:t>the non-functional requirements for performance, security, integrity, maintainability, compatibility and privacy are met (NFR-02 to NFR-07), and usability is measured when permission allows (NFR-01);</w:t>
+      </w:r>
+    </w:p>
+    <w:p>
+      <w:pPr>
+        <w:pStyle w:val="ListParagraph"/>
+        <w:keepLines/>
+        <w:numPr>
+          <w:ilvl w:val="0"/>
+          <w:numId w:val="8"/>
+        </w:numPr>
+        <w:ind w:left="1070"/>
+      </w:pPr>
+      <w:r>
         <w:t>defects are recorded, fixed and retested before the final submission.</w:t>
       </w:r>
     </w:p>
@@ -148,7 +162,13 @@
         <w:t>Included:</w:t>
       </w:r>
       <w:r>
-        <w:t xml:space="preserve"> every functional requirement FR-01 to FR-14 and every non-functional requirement NFR-01 to NFR-07 in the SRS, tested through the user interface, the Server Actions and the database.</w:t>
+        <w:t xml:space="preserve"> </w:t>
+      </w:r>
+      <w:r>
+        <w:t>every functional requirement FR-01 to FR-18</w:t>
+      </w:r>
+      <w:r>
+        <w:t xml:space="preserve"> and every non-functional requirement NFR-01 to NFR-07 in the SRS, tested through the user interface, the Server Actions and the database.</w:t>
       </w:r>
     </w:p>
     <w:p>
@@ -162,7 +182,13 @@
         <w:t>Excluded:</w:t>
       </w:r>
       <w:r>
-        <w:t xml:space="preserve"> load testing with many simultaneous users; formal penetration testing by an external party; browsers other than current Chrome and Edge; features deferred to future versions (mentor accounts, written feedback, notifications, reports); testing with real personal data.</w:t>
+        <w:t xml:space="preserve"> load testing with many simultaneous users; formal penetration testing by an external party; browsers other than current Chrome and Edge; features deferred to future versions </w:t>
+      </w:r>
+      <w:r>
+        <w:t>(mentor accounts, written feedback, coordinator review of documents, notifications, reports)</w:t>
+      </w:r>
+      <w:r>
+        <w:t>; testing with real personal data.</w:t>
       </w:r>
     </w:p>
     <w:p>
@@ -422,7 +448,35 @@
               <w:rPr>
                 <w:sz w:val="20"/>
               </w:rPr>
-              <w:t>TrackWIL production build (npm run build, then npm start)</w:t>
+              <w:t>TrackWIL production build (</w:t>
+            </w:r>
+            <w:proofErr w:type="spellStart"/>
+            <w:r>
+              <w:rPr>
+                <w:sz w:val="20"/>
+              </w:rPr>
+              <w:t>npm</w:t>
+            </w:r>
+            <w:proofErr w:type="spellEnd"/>
+            <w:r>
+              <w:rPr>
+                <w:sz w:val="20"/>
+              </w:rPr>
+              <w:t xml:space="preserve"> run build, then </w:t>
+            </w:r>
+            <w:proofErr w:type="spellStart"/>
+            <w:r>
+              <w:rPr>
+                <w:sz w:val="20"/>
+              </w:rPr>
+              <w:t>npm</w:t>
+            </w:r>
+            <w:proofErr w:type="spellEnd"/>
+            <w:r>
+              <w:rPr>
+                <w:sz w:val="20"/>
+              </w:rPr>
+              <w:t xml:space="preserve"> start)</w:t>
             </w:r>
           </w:p>
         </w:tc>
@@ -465,7 +519,49 @@
               <w:rPr>
                 <w:sz w:val="20"/>
               </w:rPr>
-              <w:t>SQLite (data/trackwil.db), reset to the synthetic seed data with npm run db:reset before each run</w:t>
+              <w:t>SQLite (data/</w:t>
+            </w:r>
+            <w:proofErr w:type="spellStart"/>
+            <w:r>
+              <w:rPr>
+                <w:sz w:val="20"/>
+              </w:rPr>
+              <w:t>trackwil.db</w:t>
+            </w:r>
+            <w:proofErr w:type="spellEnd"/>
+            <w:r>
+              <w:rPr>
+                <w:sz w:val="20"/>
+              </w:rPr>
+              <w:t xml:space="preserve">), reset to the synthetic seed data with </w:t>
+            </w:r>
+            <w:proofErr w:type="spellStart"/>
+            <w:r>
+              <w:rPr>
+                <w:sz w:val="20"/>
+              </w:rPr>
+              <w:t>npm</w:t>
+            </w:r>
+            <w:proofErr w:type="spellEnd"/>
+            <w:r>
+              <w:rPr>
+                <w:sz w:val="20"/>
+              </w:rPr>
+              <w:t xml:space="preserve"> run </w:t>
+            </w:r>
+            <w:proofErr w:type="spellStart"/>
+            <w:r>
+              <w:rPr>
+                <w:sz w:val="20"/>
+              </w:rPr>
+              <w:t>db:reset</w:t>
+            </w:r>
+            <w:proofErr w:type="spellEnd"/>
+            <w:r>
+              <w:rPr>
+                <w:sz w:val="20"/>
+              </w:rPr>
+              <w:t xml:space="preserve"> before each run</w:t>
             </w:r>
           </w:p>
         </w:tc>
@@ -489,6 +585,7 @@
               <w:rPr>
                 <w:sz w:val="20"/>
               </w:rPr>
+              <w:lastRenderedPageBreak/>
               <w:t>Browsers</w:t>
             </w:r>
           </w:p>
@@ -508,7 +605,7 @@
               <w:rPr>
                 <w:sz w:val="20"/>
               </w:rPr>
-              <w:t>Google Chrome 155.0 and Microsoft Edge 155.0, at 1280 px and 375 px wide</w:t>
+              <w:t>Google Chrome and Microsoft Edge</w:t>
             </w:r>
           </w:p>
         </w:tc>
@@ -551,7 +648,63 @@
               <w:rPr>
                 <w:sz w:val="20"/>
               </w:rPr>
-              <w:t>Manual testing in the browser; automated system tests (tests/system-tests.mjs, npm run test:system); browser DevTools device mode</w:t>
+              <w:t>Manual testing in the browser; automated system tests (tests/system-</w:t>
+            </w:r>
+            <w:proofErr w:type="spellStart"/>
+            <w:r>
+              <w:rPr>
+                <w:sz w:val="20"/>
+              </w:rPr>
+              <w:t>tests.mjs</w:t>
+            </w:r>
+            <w:proofErr w:type="spellEnd"/>
+            <w:r>
+              <w:rPr>
+                <w:sz w:val="20"/>
+              </w:rPr>
+              <w:t xml:space="preserve">, </w:t>
+            </w:r>
+            <w:proofErr w:type="spellStart"/>
+            <w:r>
+              <w:rPr>
+                <w:sz w:val="20"/>
+              </w:rPr>
+              <w:t>npm</w:t>
+            </w:r>
+            <w:proofErr w:type="spellEnd"/>
+            <w:r>
+              <w:rPr>
+                <w:sz w:val="20"/>
+              </w:rPr>
+              <w:t xml:space="preserve"> run </w:t>
+            </w:r>
+            <w:proofErr w:type="spellStart"/>
+            <w:r>
+              <w:rPr>
+                <w:sz w:val="20"/>
+              </w:rPr>
+              <w:t>test:system</w:t>
+            </w:r>
+            <w:proofErr w:type="spellEnd"/>
+            <w:r>
+              <w:rPr>
+                <w:sz w:val="20"/>
+              </w:rPr>
+              <w:t xml:space="preserve">); browser </w:t>
+            </w:r>
+            <w:proofErr w:type="spellStart"/>
+            <w:r>
+              <w:rPr>
+                <w:sz w:val="20"/>
+              </w:rPr>
+              <w:t>DevTools</w:t>
+            </w:r>
+            <w:proofErr w:type="spellEnd"/>
+            <w:r>
+              <w:rPr>
+                <w:sz w:val="20"/>
+              </w:rPr>
+              <w:t xml:space="preserve"> device mode</w:t>
             </w:r>
           </w:p>
         </w:tc>
@@ -575,7 +728,6 @@
               <w:rPr>
                 <w:sz w:val="20"/>
               </w:rPr>
-              <w:lastRenderedPageBreak/>
               <w:t>Test data</w:t>
             </w:r>
           </w:p>
@@ -595,7 +747,19 @@
               <w:rPr>
                 <w:sz w:val="20"/>
               </w:rPr>
-              <w:t>Synthetic accounts: student1 and student2@ctucareer.co.za (student123), coordinator@ctucareer.co.za (coord123), lecturer@ctucareer.co.za (lecturer123); seeded entries in every status and one expired link</w:t>
+              <w:t>Synthetic accounts: student1, student2 and student3@ctucareer.co.za (student123),</w:t>
+            </w:r>
+            <w:r>
+              <w:rPr>
+                <w:sz w:val="20"/>
+              </w:rPr>
+              <w:t xml:space="preserve"> coordinator@ctucareer.co.za (coord123), lecturer@ctucareer.co.za (lecturer123); </w:t>
+            </w:r>
+            <w:r>
+              <w:rPr>
+                <w:sz w:val="20"/>
+              </w:rPr>
+              <w:t>seeded placements (two of them completed), entries in every status, one expired link and synthetic demo documents</w:t>
             </w:r>
           </w:p>
         </w:tc>
@@ -834,7 +998,7 @@
               <w:rPr>
                 <w:sz w:val="20"/>
               </w:rPr>
-              <w:t>TC-110 to TC-141</w:t>
+              <w:t>TC-110 to TC-141, TC-150 to TC-175</w:t>
             </w:r>
           </w:p>
         </w:tc>
@@ -896,7 +1060,7 @@
               <w:rPr>
                 <w:sz w:val="20"/>
               </w:rPr>
-              <w:t>TC-117 to TC-121, TC-126, TC-133 to TC-136, TC-142</w:t>
+              <w:t>TC-117 to TC-121, TC-126, TC-133 to TC-136, TC-142, TC-161, TC-162, TC-168, TC-171, TC-173</w:t>
             </w:r>
           </w:p>
         </w:tc>
@@ -958,7 +1122,7 @@
               <w:rPr>
                 <w:sz w:val="20"/>
               </w:rPr>
-              <w:t>TC-012, TC-114 to TC-116, TC-123, TC-125, TC-128</w:t>
+              <w:t>TC-012, TC-114 to TC-116, TC-123, TC-125, TC-128, TC-151, TC-160</w:t>
             </w:r>
           </w:p>
         </w:tc>
@@ -1382,6 +1546,7 @@
         <w:ind w:left="1070"/>
       </w:pPr>
       <w:r>
+        <w:lastRenderedPageBreak/>
         <w:t>the database has been reset to the seed data;</w:t>
       </w:r>
     </w:p>
@@ -1450,7 +1615,6 @@
         <w:ind w:left="1070"/>
       </w:pPr>
       <w:r>
-        <w:lastRenderedPageBreak/>
         <w:t>actual results and Pass, Fail or Blocked statuses are recorded with the tester, date and evidence;</w:t>
       </w:r>
     </w:p>
@@ -2353,6 +2517,51 @@
                 <w:sz w:val="20"/>
               </w:rPr>
               <w:t>DEF-04 and DEF-05 fixes; usability test if permission is granted; regression run</w:t>
+            </w:r>
+          </w:p>
+        </w:tc>
+      </w:tr>
+      <w:tr>
+        <w:trPr>
+          <w:cantSplit/>
+        </w:trPr>
+        <w:tc>
+          <w:tcPr>
+            <w:tcW w:w="2811" w:type="dxa"/>
+          </w:tcPr>
+          <w:p>
+            <w:pPr>
+              <w:keepNext/>
+              <w:spacing w:before="40" w:after="40"/>
+              <w:rPr>
+                <w:sz w:val="20"/>
+              </w:rPr>
+            </w:pPr>
+            <w:r>
+              <w:rPr>
+                <w:sz w:val="20"/>
+              </w:rPr>
+              <w:t>26 October 2026</w:t>
+            </w:r>
+          </w:p>
+        </w:tc>
+        <w:tc>
+          <w:tcPr>
+            <w:tcW w:w="7129" w:type="dxa"/>
+          </w:tcPr>
+          <w:p>
+            <w:pPr>
+              <w:keepNext/>
+              <w:spacing w:before="40" w:after="40"/>
+              <w:rPr>
+                <w:sz w:val="20"/>
+              </w:rPr>
+            </w:pPr>
+            <w:r>
+              <w:rPr>
+                <w:sz w:val="20"/>
+              </w:rPr>
+              <w:t>New features tested (placements, documents, student profile, WIL completion; TC-150 to TC-175); DEF-04 to DEF-07 fixed and retested; full regression run of the 62 automated tests</w:t>
             </w:r>
           </w:p>
         </w:tc>
